--- a/evaluaciones/eva-01/informe/Informe-Ejecutivo-Eva01.docx
+++ b/evaluaciones/eva-01/informe/Informe-Ejecutivo-Eva01.docx
@@ -2,9 +2,211 @@
 <file path=word/document.xml><?xml version="1.0" encoding="utf-8"?>
 <w:document xmlns:wpc="http://schemas.microsoft.com/office/word/2010/wordprocessingCanvas" xmlns:mo="http://schemas.microsoft.com/office/mac/office/2008/main" xmlns:mc="http://schemas.openxmlformats.org/markup-compatibility/2006" xmlns:mv="urn:schemas-microsoft-com:mac:vml" xmlns:o="urn:schemas-microsoft-com:office:office" xmlns:r="http://schemas.openxmlformats.org/officeDocument/2006/relationships" xmlns:m="http://schemas.openxmlformats.org/officeDocument/2006/math" xmlns:v="urn:schemas-microsoft-com:vml" xmlns:wp14="http://schemas.microsoft.com/office/word/2010/wordprocessingDrawing" xmlns:wp="http://schemas.openxmlformats.org/drawingml/2006/wordprocessingDrawing" xmlns:w10="urn:schemas-microsoft-com:office:word" xmlns:w="http://schemas.openxmlformats.org/wordprocessingml/2006/main" xmlns:w14="http://schemas.microsoft.com/office/word/2010/wordml" xmlns:wpg="http://schemas.microsoft.com/office/word/2010/wordprocessingGroup" xmlns:wpi="http://schemas.microsoft.com/office/word/2010/wordprocessingInk" xmlns:wne="http://schemas.microsoft.com/office/word/2006/wordml" xmlns:wps="http://schemas.microsoft.com/office/word/2010/wordprocessingShape" mc:Ignorable="w14 wp14">
   <w:body>
+    <w:tbl>
+      <w:tblPr>
+        <w:tblW w:type="auto" w:w="0"/>
+        <w:jc w:val="center"/>
+        <w:tblLayout w:type="fixed"/>
+        <w:tblLook w:firstColumn="1" w:firstRow="1" w:lastColumn="0" w:lastRow="0" w:noHBand="0" w:noVBand="1" w:val="04A0"/>
+        <w:tblBorders>
+          <w:top w:val="nil" w:sz="0" w:space="0" w:color="auto"/>
+          <w:left w:val="nil" w:sz="0" w:space="0" w:color="auto"/>
+          <w:bottom w:val="nil" w:sz="0" w:space="0" w:color="auto"/>
+          <w:right w:val="nil" w:sz="0" w:space="0" w:color="auto"/>
+          <w:insideH w:val="nil" w:sz="0" w:space="0" w:color="auto"/>
+          <w:insideV w:val="nil" w:sz="0" w:space="0" w:color="auto"/>
+        </w:tblBorders>
+      </w:tblPr>
+      <w:tblGrid>
+        <w:gridCol w:w="9072"/>
+      </w:tblGrid>
+      <w:tr>
+        <w:tc>
+          <w:tcPr>
+            <w:tcW w:type="dxa" w:w="9071"/>
+            <w:shd w:fill="10263D" w:val="clear"/>
+            <w:tcMar>
+              <w:top w:w="0" w:type="dxa"/>
+              <w:bottom w:w="0" w:type="dxa"/>
+              <w:left w:w="0" w:type="dxa"/>
+              <w:right w:w="0" w:type="dxa"/>
+            </w:tcMar>
+          </w:tcPr>
+          <w:p>
+            <w:pPr>
+              <w:spacing w:before="0" w:after="0" w:line="240" w:lineRule="auto"/>
+            </w:pPr>
+            <w:r>
+              <w:rPr>
+                <w:rFonts w:ascii="Times New Roman" w:hAnsi="Times New Roman" w:cs="Times New Roman" w:eastAsia="Times New Roman"/>
+                <w:b w:val="0"/>
+                <w:i w:val="0"/>
+                <w:sz w:val="24"/>
+              </w:rPr>
+              <w:t xml:space="preserve"> </w:t>
+            </w:r>
+          </w:p>
+        </w:tc>
+      </w:tr>
+    </w:tbl>
     <w:p>
       <w:pPr>
-        <w:spacing w:after="40" w:line="276" w:lineRule="auto"/>
+        <w:spacing w:before="0" w:after="0" w:line="240" w:lineRule="auto"/>
+      </w:pPr>
+    </w:p>
+    <w:tbl>
+      <w:tblPr>
+        <w:tblW w:type="auto" w:w="0"/>
+        <w:jc w:val="center"/>
+        <w:tblLayout w:type="fixed"/>
+        <w:tblLook w:firstColumn="1" w:firstRow="1" w:lastColumn="0" w:lastRow="0" w:noHBand="0" w:noVBand="1" w:val="04A0"/>
+        <w:tblBorders>
+          <w:top w:val="nil" w:sz="0" w:space="0" w:color="auto"/>
+          <w:left w:val="nil" w:sz="0" w:space="0" w:color="auto"/>
+          <w:bottom w:val="nil" w:sz="0" w:space="0" w:color="auto"/>
+          <w:right w:val="nil" w:sz="0" w:space="0" w:color="auto"/>
+          <w:insideH w:val="nil" w:sz="0" w:space="0" w:color="auto"/>
+          <w:insideV w:val="nil" w:sz="0" w:space="0" w:color="auto"/>
+        </w:tblBorders>
+      </w:tblPr>
+      <w:tblGrid>
+        <w:gridCol w:w="9072"/>
+      </w:tblGrid>
+      <w:tr>
+        <w:tc>
+          <w:tcPr>
+            <w:tcW w:type="dxa" w:w="9071"/>
+            <w:shd w:fill="E59A24" w:val="clear"/>
+            <w:tcMar>
+              <w:top w:w="0" w:type="dxa"/>
+              <w:bottom w:w="0" w:type="dxa"/>
+              <w:left w:w="0" w:type="dxa"/>
+              <w:right w:w="0" w:type="dxa"/>
+            </w:tcMar>
+          </w:tcPr>
+          <w:p>
+            <w:pPr>
+              <w:spacing w:before="0" w:after="0" w:line="240" w:lineRule="auto"/>
+            </w:pPr>
+            <w:r>
+              <w:rPr>
+                <w:rFonts w:ascii="Times New Roman" w:hAnsi="Times New Roman" w:cs="Times New Roman" w:eastAsia="Times New Roman"/>
+                <w:b w:val="0"/>
+                <w:i w:val="0"/>
+                <w:sz w:val="10"/>
+              </w:rPr>
+              <w:t xml:space="preserve"> </w:t>
+            </w:r>
+          </w:p>
+        </w:tc>
+      </w:tr>
+    </w:tbl>
+    <w:p>
+      <w:pPr>
+        <w:spacing w:before="0" w:after="0" w:line="240" w:lineRule="auto"/>
+      </w:pPr>
+    </w:p>
+    <w:p>
+      <w:pPr>
+        <w:spacing w:before="560" w:after="0"/>
+      </w:pPr>
+    </w:p>
+    <w:p>
+      <w:pPr>
+        <w:spacing w:after="200"/>
+        <w:ind w:firstLine="0"/>
+        <w:jc w:val="center"/>
+      </w:pPr>
+      <w:r>
+        <w:drawing>
+          <wp:inline xmlns:a="http://schemas.openxmlformats.org/drawingml/2006/main" xmlns:pic="http://schemas.openxmlformats.org/drawingml/2006/picture">
+            <wp:extent cx="1368000" cy="1368000"/>
+            <wp:docPr id="1" name="Picture 1"/>
+            <wp:cNvGraphicFramePr>
+              <a:graphicFrameLocks noChangeAspect="1"/>
+            </wp:cNvGraphicFramePr>
+            <a:graphic>
+              <a:graphicData uri="http://schemas.openxmlformats.org/drawingml/2006/picture">
+                <pic:pic>
+                  <pic:nvPicPr>
+                    <pic:cNvPr id="0" name="kiran-isotipo.png"/>
+                    <pic:cNvPicPr/>
+                  </pic:nvPicPr>
+                  <pic:blipFill>
+                    <a:blip r:embed="rId11"/>
+                    <a:stretch>
+                      <a:fillRect/>
+                    </a:stretch>
+                  </pic:blipFill>
+                  <pic:spPr>
+                    <a:xfrm>
+                      <a:off x="0" y="0"/>
+                      <a:ext cx="1368000" cy="1368000"/>
+                    </a:xfrm>
+                    <a:prstGeom prst="rect"/>
+                  </pic:spPr>
+                </pic:pic>
+              </a:graphicData>
+            </a:graphic>
+          </wp:inline>
+        </w:drawing>
+      </w:r>
+    </w:p>
+    <w:p>
+      <w:pPr>
+        <w:spacing w:after="80"/>
+        <w:ind w:firstLine="0"/>
+        <w:jc w:val="center"/>
+      </w:pPr>
+      <w:r>
+        <w:rPr>
+          <w:rFonts w:ascii="Arial" w:hAnsi="Arial" w:cs="Arial" w:eastAsia="Arial"/>
+          <w:b/>
+          <w:i w:val="0"/>
+          <w:color w:val="10263D"/>
+          <w:sz w:val="56"/>
+        </w:rPr>
+        <w:t>KIRAN</w:t>
+      </w:r>
+    </w:p>
+    <w:p>
+      <w:pPr>
+        <w:spacing w:after="360"/>
+        <w:ind w:firstLine="0"/>
+        <w:jc w:val="center"/>
+      </w:pPr>
+      <w:r>
+        <w:rPr>
+          <w:rFonts w:ascii="Times New Roman" w:hAnsi="Times New Roman" w:cs="Times New Roman" w:eastAsia="Times New Roman"/>
+          <w:b w:val="0"/>
+          <w:i/>
+          <w:color w:val="10263D"/>
+          <w:sz w:val="26"/>
+        </w:rPr>
+        <w:t>Visibilidad que mantiene la energía activa.</w:t>
+      </w:r>
+    </w:p>
+    <w:p>
+      <w:pPr>
+        <w:spacing w:after="40"/>
+        <w:ind w:firstLine="0"/>
+        <w:jc w:val="center"/>
+      </w:pPr>
+      <w:r>
+        <w:rPr>
+          <w:rFonts w:ascii="Arial" w:hAnsi="Arial" w:cs="Arial" w:eastAsia="Arial"/>
+          <w:b/>
+          <w:i w:val="0"/>
+          <w:color w:val="E59A24"/>
+          <w:sz w:val="22"/>
+        </w:rPr>
+        <w:t>PLAN PRELIMINAR</w:t>
+      </w:r>
+    </w:p>
+    <w:p>
+      <w:pPr>
+        <w:spacing w:after="80"/>
+        <w:ind w:firstLine="0"/>
         <w:jc w:val="center"/>
       </w:pPr>
       <w:r>
@@ -15,12 +217,317 @@
           <w:color w:val="10263D"/>
           <w:sz w:val="32"/>
         </w:rPr>
-        <w:t>Informe ejecutivo</w:t>
+        <w:t>Piloto de operación de kits solares</w:t>
       </w:r>
     </w:p>
     <w:p>
       <w:pPr>
-        <w:spacing w:after="40" w:line="276" w:lineRule="auto"/>
+        <w:spacing w:after="280"/>
+        <w:ind w:firstLine="0"/>
+        <w:jc w:val="center"/>
+      </w:pPr>
+      <w:r>
+        <w:rPr>
+          <w:rFonts w:ascii="Times New Roman" w:hAnsi="Times New Roman" w:cs="Times New Roman" w:eastAsia="Times New Roman"/>
+          <w:b w:val="0"/>
+          <w:i w:val="0"/>
+          <w:color w:val="555555"/>
+          <w:sz w:val="22"/>
+        </w:rPr>
+        <w:t>Empresa social de energía solar comunitaria. Comunidad piloto, India</w:t>
+      </w:r>
+    </w:p>
+    <w:p>
+      <w:pPr>
+        <w:spacing w:after="360"/>
+        <w:ind w:firstLine="0"/>
+        <w:jc w:val="center"/>
+      </w:pPr>
+      <w:r>
+        <w:rPr>
+          <w:rFonts w:ascii="Times New Roman" w:hAnsi="Times New Roman" w:cs="Times New Roman" w:eastAsia="Times New Roman"/>
+          <w:b w:val="0"/>
+          <w:i w:val="0"/>
+          <w:color w:val="10263D"/>
+          <w:sz w:val="24"/>
+        </w:rPr>
+        <w:t>14 de septiembre de 2026 a 9 de diciembre de 2026. 63 días hábiles. US$ 20.700</w:t>
+      </w:r>
+    </w:p>
+    <w:tbl>
+      <w:tblPr>
+        <w:tblStyle w:val="TableGrid"/>
+        <w:tblW w:type="auto" w:w="0"/>
+        <w:jc w:val="center"/>
+        <w:tblLayout w:type="autofit"/>
+        <w:tblLook w:firstColumn="1" w:firstRow="1" w:lastColumn="0" w:lastRow="0" w:noHBand="0" w:noVBand="1" w:val="04A0"/>
+      </w:tblPr>
+      <w:tblGrid>
+        <w:gridCol w:w="4536"/>
+        <w:gridCol w:w="4536"/>
+      </w:tblGrid>
+      <w:tr>
+        <w:tc>
+          <w:tcPr>
+            <w:tcW w:type="dxa" w:w="4535"/>
+            <w:shd w:fill="10263D" w:val="clear"/>
+          </w:tcPr>
+          <w:p>
+            <w:pPr>
+              <w:spacing w:after="0" w:before="0" w:line="240" w:lineRule="auto"/>
+            </w:pPr>
+            <w:r/>
+            <w:r>
+              <w:rPr>
+                <w:rFonts w:ascii="Times New Roman" w:hAnsi="Times New Roman" w:cs="Times New Roman" w:eastAsia="Times New Roman"/>
+                <w:b/>
+                <w:i w:val="0"/>
+                <w:color w:val="FFFFFF"/>
+                <w:sz w:val="18"/>
+              </w:rPr>
+              <w:t>Equipo</w:t>
+            </w:r>
+          </w:p>
+        </w:tc>
+        <w:tc>
+          <w:tcPr>
+            <w:tcW w:type="dxa" w:w="4535"/>
+            <w:shd w:fill="10263D" w:val="clear"/>
+          </w:tcPr>
+          <w:p>
+            <w:pPr>
+              <w:spacing w:after="0" w:before="0" w:line="240" w:lineRule="auto"/>
+            </w:pPr>
+            <w:r/>
+            <w:r>
+              <w:rPr>
+                <w:rFonts w:ascii="Times New Roman" w:hAnsi="Times New Roman" w:cs="Times New Roman" w:eastAsia="Times New Roman"/>
+                <w:b/>
+                <w:i w:val="0"/>
+                <w:color w:val="FFFFFF"/>
+                <w:sz w:val="18"/>
+              </w:rPr>
+              <w:t>Rol en el piloto</w:t>
+            </w:r>
+          </w:p>
+        </w:tc>
+      </w:tr>
+      <w:tr>
+        <w:tc>
+          <w:tcPr>
+            <w:tcW w:type="dxa" w:w="4535"/>
+          </w:tcPr>
+          <w:p>
+            <w:pPr>
+              <w:spacing w:after="0" w:before="0" w:line="240" w:lineRule="auto"/>
+            </w:pPr>
+            <w:r/>
+            <w:r>
+              <w:rPr>
+                <w:rFonts w:ascii="Times New Roman" w:hAnsi="Times New Roman" w:cs="Times New Roman" w:eastAsia="Times New Roman"/>
+                <w:b w:val="0"/>
+                <w:i w:val="0"/>
+                <w:sz w:val="18"/>
+              </w:rPr>
+              <w:t>Giannina Guerrero</w:t>
+            </w:r>
+          </w:p>
+        </w:tc>
+        <w:tc>
+          <w:tcPr>
+            <w:tcW w:type="dxa" w:w="4535"/>
+          </w:tcPr>
+          <w:p>
+            <w:pPr>
+              <w:spacing w:after="0" w:before="0" w:line="240" w:lineRule="auto"/>
+            </w:pPr>
+            <w:r/>
+            <w:r>
+              <w:rPr>
+                <w:rFonts w:ascii="Times New Roman" w:hAnsi="Times New Roman" w:cs="Times New Roman" w:eastAsia="Times New Roman"/>
+                <w:b w:val="0"/>
+                <w:i w:val="0"/>
+                <w:sz w:val="18"/>
+              </w:rPr>
+              <w:t>Directora del proyecto y frontend</w:t>
+            </w:r>
+          </w:p>
+        </w:tc>
+      </w:tr>
+      <w:tr>
+        <w:tc>
+          <w:tcPr>
+            <w:tcW w:type="dxa" w:w="4535"/>
+            <w:shd w:fill="F2F2F2" w:val="clear"/>
+          </w:tcPr>
+          <w:p>
+            <w:pPr>
+              <w:spacing w:after="0" w:before="0" w:line="240" w:lineRule="auto"/>
+            </w:pPr>
+            <w:r/>
+            <w:r>
+              <w:rPr>
+                <w:rFonts w:ascii="Times New Roman" w:hAnsi="Times New Roman" w:cs="Times New Roman" w:eastAsia="Times New Roman"/>
+                <w:b w:val="0"/>
+                <w:i w:val="0"/>
+                <w:sz w:val="18"/>
+              </w:rPr>
+              <w:t>Nicolás Barra</w:t>
+            </w:r>
+          </w:p>
+        </w:tc>
+        <w:tc>
+          <w:tcPr>
+            <w:tcW w:type="dxa" w:w="4535"/>
+            <w:shd w:fill="F2F2F2" w:val="clear"/>
+          </w:tcPr>
+          <w:p>
+            <w:pPr>
+              <w:spacing w:after="0" w:before="0" w:line="240" w:lineRule="auto"/>
+            </w:pPr>
+            <w:r/>
+            <w:r>
+              <w:rPr>
+                <w:rFonts w:ascii="Times New Roman" w:hAnsi="Times New Roman" w:cs="Times New Roman" w:eastAsia="Times New Roman"/>
+                <w:b w:val="0"/>
+                <w:i w:val="0"/>
+                <w:sz w:val="18"/>
+              </w:rPr>
+              <w:t>Backend e inventario</w:t>
+            </w:r>
+          </w:p>
+        </w:tc>
+      </w:tr>
+      <w:tr>
+        <w:tc>
+          <w:tcPr>
+            <w:tcW w:type="dxa" w:w="4535"/>
+          </w:tcPr>
+          <w:p>
+            <w:pPr>
+              <w:spacing w:after="0" w:before="0" w:line="240" w:lineRule="auto"/>
+            </w:pPr>
+            <w:r/>
+            <w:r>
+              <w:rPr>
+                <w:rFonts w:ascii="Times New Roman" w:hAnsi="Times New Roman" w:cs="Times New Roman" w:eastAsia="Times New Roman"/>
+                <w:b w:val="0"/>
+                <w:i w:val="0"/>
+                <w:sz w:val="18"/>
+              </w:rPr>
+              <w:t>Ari Araya</w:t>
+            </w:r>
+          </w:p>
+        </w:tc>
+        <w:tc>
+          <w:tcPr>
+            <w:tcW w:type="dxa" w:w="4535"/>
+          </w:tcPr>
+          <w:p>
+            <w:pPr>
+              <w:spacing w:after="0" w:before="0" w:line="240" w:lineRule="auto"/>
+            </w:pPr>
+            <w:r/>
+            <w:r>
+              <w:rPr>
+                <w:rFonts w:ascii="Times New Roman" w:hAnsi="Times New Roman" w:cs="Times New Roman" w:eastAsia="Times New Roman"/>
+                <w:b w:val="0"/>
+                <w:i w:val="0"/>
+                <w:sz w:val="18"/>
+              </w:rPr>
+              <w:t>Infraestructura y nube</w:t>
+            </w:r>
+          </w:p>
+        </w:tc>
+      </w:tr>
+      <w:tr>
+        <w:tc>
+          <w:tcPr>
+            <w:tcW w:type="dxa" w:w="4535"/>
+            <w:shd w:fill="F2F2F2" w:val="clear"/>
+          </w:tcPr>
+          <w:p>
+            <w:pPr>
+              <w:spacing w:after="0" w:before="0" w:line="240" w:lineRule="auto"/>
+            </w:pPr>
+            <w:r/>
+            <w:r>
+              <w:rPr>
+                <w:rFonts w:ascii="Times New Roman" w:hAnsi="Times New Roman" w:cs="Times New Roman" w:eastAsia="Times New Roman"/>
+                <w:b w:val="0"/>
+                <w:i w:val="0"/>
+                <w:sz w:val="18"/>
+              </w:rPr>
+              <w:t>Skarlett Tropan</w:t>
+            </w:r>
+          </w:p>
+        </w:tc>
+        <w:tc>
+          <w:tcPr>
+            <w:tcW w:type="dxa" w:w="4535"/>
+            <w:shd w:fill="F2F2F2" w:val="clear"/>
+          </w:tcPr>
+          <w:p>
+            <w:pPr>
+              <w:spacing w:after="0" w:before="0" w:line="240" w:lineRule="auto"/>
+            </w:pPr>
+            <w:r/>
+            <w:r>
+              <w:rPr>
+                <w:rFonts w:ascii="Times New Roman" w:hAnsi="Times New Roman" w:cs="Times New Roman" w:eastAsia="Times New Roman"/>
+                <w:b w:val="0"/>
+                <w:i w:val="0"/>
+                <w:sz w:val="18"/>
+              </w:rPr>
+              <w:t>Calidad e impacto</w:t>
+            </w:r>
+          </w:p>
+        </w:tc>
+      </w:tr>
+    </w:tbl>
+    <w:p>
+      <w:pPr>
+        <w:spacing w:after="80"/>
+      </w:pPr>
+    </w:p>
+    <w:p>
+      <w:pPr>
+        <w:spacing w:before="360" w:after="40"/>
+        <w:ind w:firstLine="0"/>
+        <w:jc w:val="center"/>
+      </w:pPr>
+      <w:r>
+        <w:rPr>
+          <w:rFonts w:ascii="Times New Roman" w:hAnsi="Times New Roman" w:cs="Times New Roman" w:eastAsia="Times New Roman"/>
+          <w:b w:val="0"/>
+          <w:i w:val="0"/>
+          <w:color w:val="555555"/>
+          <w:sz w:val="20"/>
+        </w:rPr>
+        <w:t>GPY1102 Gestión de Proyectos de Software  ·  Docente: Juan Bautista Sáez Fernández</w:t>
+      </w:r>
+    </w:p>
+    <w:p>
+      <w:pPr>
+        <w:spacing w:after="200"/>
+        <w:ind w:firstLine="0"/>
+        <w:jc w:val="center"/>
+      </w:pPr>
+      <w:r>
+        <w:rPr>
+          <w:rFonts w:ascii="Times New Roman" w:hAnsi="Times New Roman" w:cs="Times New Roman" w:eastAsia="Times New Roman"/>
+          <w:b w:val="0"/>
+          <w:i w:val="0"/>
+          <w:color w:val="555555"/>
+          <w:sz w:val="20"/>
+        </w:rPr>
+        <w:t>Duoc UC · Sede Puente Alto · jornada vespertina</w:t>
+      </w:r>
+    </w:p>
+    <w:p>
+      <w:pPr>
+        <w:spacing w:before="160"/>
+        <w:ind w:firstLine="0"/>
         <w:jc w:val="center"/>
       </w:pPr>
       <w:r>
@@ -28,35 +535,32 @@
           <w:rFonts w:ascii="Times New Roman" w:hAnsi="Times New Roman" w:cs="Times New Roman" w:eastAsia="Times New Roman"/>
           <w:b w:val="0"/>
           <w:i/>
-          <w:sz w:val="24"/>
+          <w:color w:val="555555"/>
+          <w:sz w:val="20"/>
         </w:rPr>
-        <w:t>Kiran — plan preliminar del piloto de operación de kits solares</w:t>
+        <w:t>Documento de uso interno para dirección</w:t>
       </w:r>
     </w:p>
     <w:p>
       <w:pPr>
-        <w:spacing w:after="160" w:line="276" w:lineRule="auto"/>
-        <w:jc w:val="center"/>
+        <w:sectPr>
+          <w:headerReference w:type="default" r:id="rId9"/>
+          <w:footerReference w:type="default" r:id="rId10"/>
+          <w:pgSz w:w="11906" w:h="16838"/>
+          <w:pgMar w:top="1247" w:right="1417" w:bottom="1247" w:left="1417" w:header="720" w:footer="720" w:gutter="0"/>
+          <w:cols w:space="720"/>
+          <w:docGrid w:linePitch="360"/>
+        </w:sectPr>
       </w:pPr>
-      <w:r>
-        <w:rPr>
-          <w:rFonts w:ascii="Times New Roman" w:hAnsi="Times New Roman" w:cs="Times New Roman" w:eastAsia="Times New Roman"/>
-          <w:b w:val="0"/>
-          <w:i w:val="0"/>
-          <w:sz w:val="22"/>
-        </w:rPr>
-        <w:t>Producto: Kiran · “Visibilidad que mantiene la energía activa.”</w:t>
-        <w:br/>
-        <w:t>Organización: empresa social de energía solar comunitaria (India)</w:t>
-        <w:br/>
-        <w:t>Equipo de desarrollo: Giannina Guerrero · Nicolás Barra · Ari Araya · Skarlett Tropan</w:t>
-      </w:r>
     </w:p>
     <w:p>
       <w:pPr>
         <w:spacing w:line="276" w:lineRule="auto" w:before="200" w:after="80"/>
         <w:ind w:firstLine="0"/>
         <w:jc w:val="left"/>
+        <w:pBdr>
+          <w:bottom w:val="single" w:sz="8" w:space="6" w:color="10263D"/>
+        </w:pBdr>
       </w:pPr>
       <w:r>
         <w:rPr>
@@ -82,7 +586,7 @@
           <w:i w:val="0"/>
           <w:sz w:val="24"/>
         </w:rPr>
-        <w:t>La empresa social enfrenta tres problemas de negocio: falta de energía confiable, desarrollo económico limitado y dependencia de combustibles fósiles. Su respuesta física son kits solares en una comunidad piloto. Kiran no es el kit: es el software que hace operable ese piloto. Construir Kiran es un proyecto (tiene inicio, fin y un resultado único). Cuando el técnico atienda tickets día a día, eso ya será operación. Si no se declara esa frontera, el alcance se confunde con electrificar la región.</w:t>
+        <w:t>La empresa social trabaja en una comunidad de India donde la energía no es confiable. Eso afecta la escuela, la salud y el trabajo, y mantiene la dependencia de combustibles fósiles. La respuesta física ya está en marcha: kits solares en un piloto. Kiran no reemplaza esos kits; es el software que permite ver si cada kit sigue entregando luz.</w:t>
       </w:r>
     </w:p>
     <w:p>
@@ -98,7 +602,7 @@
           <w:i w:val="0"/>
           <w:sz w:val="24"/>
         </w:rPr>
-        <w:t>El caso de negocio tiene tres capas. Necesidad: kits instalados que se vuelven invisibles. Justificación: sin inventario vivo el subsidio se rinde con datos mentirosos. Estrategia: piloto de software híbrido, techo US$ 20.700. Output = Kiran. Outcome = fallas visibles. Valor = baja que saca el kit del activo, técnico que prioriza y donante que cree el informe (PMI, 2017; PMI, 2021).</w:t>
+        <w:t>Hoy puede pasar esto: el panel está en el techo y, en el informe, sigue figurando como activo. La falla existe, pero no queda registrada. Quien repara no sabe a cuál ir. Quien financia recibe un número que ya no corresponde. El proyecto nace para corregir esa desinformación operativa.</w:t>
       </w:r>
     </w:p>
     <w:p>
@@ -114,7 +618,23 @@
           <w:i w:val="0"/>
           <w:sz w:val="24"/>
         </w:rPr>
-        <w:t>El acta de constitución autoriza Kiran —no la fábrica de paneles— y nombra a Giannina Guerrero como directora del proyecto, con autoridad para usar recursos hasta el techo de US$ 20.700. Con ella trabajan Nicolás Barra (backend), Ari Araya (infraestructura y nube) y Skarlett Tropan (calidad e impacto). El proyecto inicia el 14 de septiembre de 2026 y cierra el 9 de diciembre de 2026 (63 días hábiles). Interesados: dirección de la empresa social (patrocinador), inversores y donantes, comunidad y hogares (no usan la app en esta fase), soporte técnico local y el partner tecnológico. Riesgos de alto nivel: conectividad irregular, datos incompletos de hogares y baja adopción del tablero en terreno.</w:t>
+        <w:t>Kiran tiene fecha de inicio y de término. Cuando el técnico atienda tickets todos los días, eso deja de ser proyecto y pasa a ser operación. Si no se escribe esa frontera, el alcance se hincha y parece que este equipo viniera a electrificar la región.</w:t>
+      </w:r>
+    </w:p>
+    <w:p>
+      <w:pPr>
+        <w:spacing w:line="360" w:lineRule="auto" w:after="120" w:before="0"/>
+        <w:ind w:firstLine="425"/>
+        <w:jc w:val="both"/>
+      </w:pPr>
+      <w:r>
+        <w:rPr>
+          <w:rFonts w:ascii="Times New Roman" w:hAnsi="Times New Roman" w:cs="Times New Roman" w:eastAsia="Times New Roman"/>
+          <w:b w:val="0"/>
+          <w:i w:val="0"/>
+          <w:sz w:val="24"/>
+        </w:rPr>
+        <w:t>El acta autoriza el piloto de software (no una fábrica de paneles) y nombra a Giannina Guerrero como directora, con un techo de US$ 20.700. Con ella trabajan Nicolás Barra (backend), Ari Araya (nube) y Skarlett Tropan (calidad e impacto). El trabajo corre del 14 de septiembre de 2026 al 9 de diciembre de 2026: 63 días hábiles. Empujan este plan la dirección de la empresa social, inversores y donantes, el soporte local, el partner tecnológico y, de forma indirecta, los hogares. En esta fase las familias no usan la aplicación. Los riesgos que ya se ven: poca señal, datos incompletos y que el tablero no se use en terreno.</w:t>
       </w:r>
     </w:p>
     <w:tbl>
@@ -133,7 +653,7 @@
         <w:tc>
           <w:tcPr>
             <w:tcW w:type="dxa" w:w="2381"/>
-            <w:shd w:fill="1F4E79" w:val="clear"/>
+            <w:shd w:fill="10263D" w:val="clear"/>
           </w:tcPr>
           <w:p>
             <w:pPr>
@@ -155,7 +675,7 @@
         <w:tc>
           <w:tcPr>
             <w:tcW w:type="dxa" w:w="6690"/>
-            <w:shd w:fill="1F4E79" w:val="clear"/>
+            <w:shd w:fill="10263D" w:val="clear"/>
           </w:tcPr>
           <w:p>
             <w:pPr>
@@ -212,7 +732,7 @@
                 <w:i w:val="0"/>
                 <w:sz w:val="18"/>
               </w:rPr>
-              <w:t>Construir Kiran: operar inventario, tablero, mantención y reporte de UNA comunidad piloto.</w:t>
+              <w:t>Construir Kiran para una comunidad piloto: inventario, tablero, mantención y reporte.</w:t>
             </w:r>
           </w:p>
         </w:tc>
@@ -256,7 +776,7 @@
                 <w:i w:val="0"/>
                 <w:sz w:val="18"/>
               </w:rPr>
-              <w:t>0 kits “fantasma”; tickets desde falla real; primer reporte con operación el 4 de diciembre de 2026.</w:t>
+              <w:t>Ningún kit fantasma en el activo; tickets desde una falla real; primer reporte el 4 de diciembre de 2026.</w:t>
             </w:r>
           </w:p>
         </w:tc>
@@ -298,7 +818,7 @@
                 <w:i w:val="0"/>
                 <w:sz w:val="18"/>
               </w:rPr>
-              <w:t>US$ 20.700 (contingencia 12 % incluida; costos hundidos fuera).</w:t>
+              <w:t>US$ 20.700, con 12 % de contingencia. Lo ya gastado no entra.</w:t>
             </w:r>
           </w:p>
         </w:tc>
@@ -342,7 +862,7 @@
                 <w:i w:val="0"/>
                 <w:sz w:val="18"/>
               </w:rPr>
-              <w:t>Inventario 19 de octubre de 2026 · Tablero 9 de noviembre de 2026 · Reporte 4 de diciembre de 2026 · Cierre 9 de diciembre de 2026.</w:t>
+              <w:t>Inventario 19 de octubre de 2026; tablero 9 de noviembre de 2026; reporte 4 de diciembre de 2026; cierre 9 de diciembre de 2026.</w:t>
             </w:r>
           </w:p>
         </w:tc>
@@ -384,7 +904,7 @@
                 <w:i w:val="0"/>
                 <w:sz w:val="18"/>
               </w:rPr>
-              <w:t>Patrocinador acepta el primer reporte con datos reales; un kit dado de baja ya no cuenta como activo.</w:t>
+              <w:t>El patrocinador acepta el primer reporte con datos reales. Un kit dado de baja deja de contar como activo.</w:t>
             </w:r>
           </w:p>
         </w:tc>
@@ -409,7 +929,7 @@
           <w:color w:val="444444"/>
           <w:sz w:val="18"/>
         </w:rPr>
-        <w:t>Tabla 1. Extracto del acta de constitución (autoriza; no reemplaza el plan).</w:t>
+        <w:t>Tabla 1. Extracto del acta de constitución. Autoriza el piloto; no reemplaza el plan.</w:t>
       </w:r>
     </w:p>
     <w:tbl>
@@ -429,7 +949,7 @@
         <w:tc>
           <w:tcPr>
             <w:tcW w:type="dxa" w:w="2041"/>
-            <w:shd w:fill="1F4E79" w:val="clear"/>
+            <w:shd w:fill="10263D" w:val="clear"/>
           </w:tcPr>
           <w:p>
             <w:pPr>
@@ -451,7 +971,7 @@
         <w:tc>
           <w:tcPr>
             <w:tcW w:type="dxa" w:w="2608"/>
-            <w:shd w:fill="1F4E79" w:val="clear"/>
+            <w:shd w:fill="10263D" w:val="clear"/>
           </w:tcPr>
           <w:p>
             <w:pPr>
@@ -473,7 +993,7 @@
         <w:tc>
           <w:tcPr>
             <w:tcW w:type="dxa" w:w="4422"/>
-            <w:shd w:fill="1F4E79" w:val="clear"/>
+            <w:shd w:fill="10263D" w:val="clear"/>
           </w:tcPr>
           <w:p>
             <w:pPr>
@@ -550,7 +1070,7 @@
                 <w:i w:val="0"/>
                 <w:sz w:val="18"/>
               </w:rPr>
-              <w:t>Acta, alcance, tablero operativo, relación con dirección</w:t>
+              <w:t>Acta, alcance, tablero y relación con dirección</w:t>
             </w:r>
           </w:p>
         </w:tc>
@@ -615,7 +1135,7 @@
                 <w:i w:val="0"/>
                 <w:sz w:val="18"/>
               </w:rPr>
-              <w:t>Modelo de datos, inventario, tickets, tratamiento de datos</w:t>
+              <w:t>Datos, inventario, tickets y tratamiento de hogares</w:t>
             </w:r>
           </w:p>
         </w:tc>
@@ -677,7 +1197,7 @@
                 <w:i w:val="0"/>
                 <w:sz w:val="18"/>
               </w:rPr>
-              <w:t>Ambientes, despliegue, accesos técnicos, presupuesto de hosting</w:t>
+              <w:t>Ambientes, despliegue, accesos y hosting</w:t>
             </w:r>
           </w:p>
         </w:tc>
@@ -742,7 +1262,7 @@
                 <w:i w:val="0"/>
                 <w:sz w:val="18"/>
               </w:rPr>
-              <w:t>Pruebas, reportes a patrocinadores, capacitación al soporte local</w:t>
+              <w:t>Pruebas, reportes a patrocinadores y capacitación</w:t>
             </w:r>
           </w:p>
         </w:tc>
@@ -775,6 +1295,9 @@
         <w:spacing w:line="276" w:lineRule="auto" w:before="200" w:after="80"/>
         <w:ind w:firstLine="0"/>
         <w:jc w:val="left"/>
+        <w:pBdr>
+          <w:bottom w:val="single" w:sz="8" w:space="6" w:color="10263D"/>
+        </w:pBdr>
       </w:pPr>
       <w:r>
         <w:rPr>
@@ -800,7 +1323,7 @@
           <w:i w:val="0"/>
           <w:sz w:val="24"/>
         </w:rPr>
-        <w:t>La dirección ya pidió una plataforma de inventario, tablero, mantención y reportes. Copiar ese brief no basta: hay que mostrar cómo Kiran mejora esa solución y a quién le crea valor. El valor (PMI, 2021) es el indicador último de éxito: beneficios menos costos, visto por el interesado, y puede aparecer durante el piloto, al cierre o después.</w:t>
+        <w:t>Dirección ya pidió inventario, tablero, mantención y reportes. Copiar esa lista no basta. Hay que decir qué mejora Kiran respecto de una planilla o un grupo de WhatsApp.</w:t>
       </w:r>
     </w:p>
     <w:p>
@@ -816,7 +1339,7 @@
           <w:i w:val="0"/>
           <w:sz w:val="24"/>
         </w:rPr>
-        <w:t>Propuesta de valor de Kiran: visibilidad que mantiene la energía activa. Para una empresa social que instala kits con plata de inversores y subsidio, Kiran es la capa de operación que vuelve observable, reparable y reportable lo ya instalado. A diferencia de una planilla o un grupo de WhatsApp, cada kit tiene estado vivo, cada falla nace como ticket asignable y cada informe a donantes se alimenta de operación real. Kiran no sustituye al panel: hace que el panel deje de ser un adorno en el techo.</w:t>
+        <w:t>La promesa del piloto es dar visibilidad para mantener la energía activa. Cada kit queda con un estado actualizado. Las fallas se convierten en tickets asignables y el informe a donantes se alimenta de operación real, no de un ensayo de pantalla. El valor está en que un kit dado de baja deje de contar como activo, en que el técnico priorice lo que realmente está caído y en que un inversor pueda creer el reporte (PMI, 2021, 7.ª ed.). Si el software funciona y el técnico no lo abre, el piloto igual puede verse como un fracaso.</w:t>
       </w:r>
     </w:p>
     <w:tbl>
@@ -836,7 +1359,7 @@
         <w:tc>
           <w:tcPr>
             <w:tcW w:type="dxa" w:w="2041"/>
-            <w:shd w:fill="1F4E79" w:val="clear"/>
+            <w:shd w:fill="10263D" w:val="clear"/>
           </w:tcPr>
           <w:p>
             <w:pPr>
@@ -858,7 +1381,7 @@
         <w:tc>
           <w:tcPr>
             <w:tcW w:type="dxa" w:w="3515"/>
-            <w:shd w:fill="1F4E79" w:val="clear"/>
+            <w:shd w:fill="10263D" w:val="clear"/>
           </w:tcPr>
           <w:p>
             <w:pPr>
@@ -880,7 +1403,7 @@
         <w:tc>
           <w:tcPr>
             <w:tcW w:type="dxa" w:w="3515"/>
-            <w:shd w:fill="1F4E79" w:val="clear"/>
+            <w:shd w:fill="10263D" w:val="clear"/>
           </w:tcPr>
           <w:p>
             <w:pPr>
@@ -1064,7 +1587,7 @@
                 <w:i w:val="0"/>
                 <w:sz w:val="18"/>
               </w:rPr>
-              <w:t>Si el kit “muerto” sigue en el inventario, el piloto miente el desplazamiento de diésel</w:t>
+              <w:t>Si el kit inactivo sigue en el inventario, el piloto miente el desplazamiento de diésel</w:t>
             </w:r>
           </w:p>
         </w:tc>
@@ -1130,7 +1653,7 @@
         <w:tc>
           <w:tcPr>
             <w:tcW w:type="dxa" w:w="1814"/>
-            <w:shd w:fill="1F4E79" w:val="clear"/>
+            <w:shd w:fill="10263D" w:val="clear"/>
           </w:tcPr>
           <w:p>
             <w:pPr>
@@ -1152,7 +1675,7 @@
         <w:tc>
           <w:tcPr>
             <w:tcW w:type="dxa" w:w="2041"/>
-            <w:shd w:fill="1F4E79" w:val="clear"/>
+            <w:shd w:fill="10263D" w:val="clear"/>
           </w:tcPr>
           <w:p>
             <w:pPr>
@@ -1174,7 +1697,7 @@
         <w:tc>
           <w:tcPr>
             <w:tcW w:type="dxa" w:w="2494"/>
-            <w:shd w:fill="1F4E79" w:val="clear"/>
+            <w:shd w:fill="10263D" w:val="clear"/>
           </w:tcPr>
           <w:p>
             <w:pPr>
@@ -1196,7 +1719,7 @@
         <w:tc>
           <w:tcPr>
             <w:tcW w:type="dxa" w:w="2721"/>
-            <w:shd w:fill="1F4E79" w:val="clear"/>
+            <w:shd w:fill="10263D" w:val="clear"/>
           </w:tcPr>
           <w:p>
             <w:pPr>
@@ -1293,7 +1816,7 @@
                 <w:i w:val="0"/>
                 <w:sz w:val="18"/>
               </w:rPr>
-              <w:t>Tablero + ticket asignable; UX de terreno, no de oficina</w:t>
+              <w:t>Tablero y ticket asignable, pensados para el técnico en terreno</w:t>
             </w:r>
           </w:p>
         </w:tc>
@@ -1358,7 +1881,7 @@
                 <w:i w:val="0"/>
                 <w:sz w:val="18"/>
               </w:rPr>
-              <w:t>Kits instalados “desaparecen” del radar</w:t>
+              <w:t>Kits instalados que dejan de aparecer en el seguimiento</w:t>
             </w:r>
           </w:p>
         </w:tc>
@@ -1441,7 +1964,7 @@
                 <w:i w:val="0"/>
                 <w:sz w:val="18"/>
               </w:rPr>
-              <w:t>Informes de intención, no de operación</w:t>
+              <w:t>Informes de intención, sin dato de operación</w:t>
             </w:r>
           </w:p>
         </w:tc>
@@ -1547,7 +2070,7 @@
                 <w:i w:val="0"/>
                 <w:sz w:val="18"/>
               </w:rPr>
-              <w:t>Outcome: menos horas sin energía si la mantención se prioriza (indirecto)</w:t>
+              <w:t>Efecto esperado: menos horas sin energía si la mantención se prioriza (indirecto)</w:t>
             </w:r>
           </w:p>
         </w:tc>
@@ -1588,7 +2111,7 @@
           <w:i w:val="0"/>
           <w:sz w:val="24"/>
         </w:rPr>
-        <w:t>Mejoras sobre el brief original, sin salir de inventario, tablero, tickets y reportes: cadena kit → estado → ticket → indicador; carga por lotes u offline; ticket como incidente de servicio; roles e ISO/IEC 27701; indicadores honestos (% activos, tiempo de resolución, bajas). No se agrega app ciudadana ni sensores masivos.</w:t>
+        <w:t>Sobre el pedido original no se agrega una app para cada familia ni sensores masivos. Lo que sí se agrega, sin salir del piloto, es la cadena kit-estado-ticket-indicador, la carga por lotes cuando no hay señal, y el cuidado de quién ve datos de un hogar.</w:t>
       </w:r>
     </w:p>
     <w:p>
@@ -1596,6 +2119,9 @@
         <w:spacing w:line="276" w:lineRule="auto" w:before="200" w:after="80"/>
         <w:ind w:firstLine="0"/>
         <w:jc w:val="left"/>
+        <w:pBdr>
+          <w:bottom w:val="single" w:sz="8" w:space="6" w:color="10263D"/>
+        </w:pBdr>
       </w:pPr>
       <w:r>
         <w:rPr>
@@ -1621,7 +2147,7 @@
           <w:i w:val="0"/>
           <w:sz w:val="24"/>
         </w:rPr>
-        <w:t>El enunciado de alcance se armó con producto, criterios de aceptación, entregables, exclusiones, restricciones y supuestos. El producto es Kiran, un sistema web (con carga por lotes u apoyo offline si falla la red) para registrar kits de una comunidad piloto, visualizar su estado, gestionar mantención y generar reportes periódicos. Criterios de aceptación: (1) cada kit tiene hogar dueño y estado activo / en falla / dado de baja, y la baja deja de contar como activo; (2) un ticket se abre desde un kit en falla y queda asignable al soporte local; (3) un reporte mensual exportable llega a patrocinadores con indicadores de operación real (no de maqueta). Esos criterios miden valor, no solo que “el módulo exista”.</w:t>
+        <w:t>El producto es Kiran: un sistema web para una comunidad piloto, con carga por lotes si la red falla. Lo damos por bueno si se cumplen tres cosas. Uno: cada kit tiene hogar y estado (activo, en falla o dado de baja), y la baja saca el kit del activo. Dos: un ticket nace desde un kit en falla y se puede asignar al soporte local. Tres: un reporte mensual exportable llega a patrocinadores con datos de operación real, no de una demostración vacía.</w:t>
       </w:r>
     </w:p>
     <w:p>
@@ -1637,7 +2163,7 @@
           <w:i w:val="0"/>
           <w:sz w:val="24"/>
         </w:rPr>
-        <w:t>Entregables: módulos de inventario, tablero, tickets y reportes; documento de roles y privacidad; capacitación corta al soporte local; plan preliminar (este informe) y línea base en Project Libre. Restricciones: presupuesto del piloto, equipo de cuatro personas, conectividad de terreno y fecha del primer reporte a donantes. Supuestos: existe comunidad piloto identificada; hay al menos un técnico local; los inversores aceptan indicadores simples en esta fase; hay conectividad mínima o un procedimiento de carga por lotes. Si un supuesto cae, se trata como riesgo y no como sorpresa.</w:t>
+        <w:t>Entregamos los cuatro módulos, un documento de roles y privacidad, una capacitación corta al soporte local, este plan y la línea base en Project Libre. Lo que aprieta: US$ 20.700, cuatro personas más un técnico local, la conectividad y la fecha del primer reporte a donantes. Damos por cierto, mientras no se demuestre lo contrario, que hay comunidad piloto, que hay al menos un técnico, que los inversores aceptan indicadores simples y que existe un procedimiento de carga sin señal permanente. Si uno de esos supuestos cae, deja de ser sorpresa y pasa a ser un riesgo.</w:t>
       </w:r>
     </w:p>
     <w:p>
@@ -1653,7 +2179,7 @@
           <w:i w:val="0"/>
           <w:sz w:val="24"/>
         </w:rPr>
-        <w:t>Las exclusiones se cierran aquí para no hinchar el alcance: fabricación e instalación de paneles o kits físicos; tendido eléctrico; microfinanzas o cobro de tarifas; expansión a otras regiones; aplicación ciudadana masiva; operación continua posterior al piloto (eso es operación, no proyecto). Lo que no está en la EDT no se hace, o entra por control de cambios.</w:t>
+        <w:t>Queda fuera, a propósito: fabricar o instalar paneles, tendido eléctrico, microfinanzas, expansión a otras regiones, una app ciudadana y la operación continua después del piloto. Lo que no está en la EDT no se hace. Si alguien lo pide después, entra por control de cambios.</w:t>
       </w:r>
     </w:p>
     <w:p>
@@ -1669,7 +2195,7 @@
           <w:i w:val="0"/>
           <w:sz w:val="24"/>
         </w:rPr>
-        <w:t>Se generaron alternativas y se descartaron. App ciudadana masiva: cambia el usuario y el alcance. Tickets solo por WhatsApp: barato, pero no deja traza para ITIL ni para el reporte a donantes. Módulo interno de tickets + carga por lotes: es la opción que cabe en el acta. Una ronda tipo Delphi (cuestionario anónimo a técnico local, partner y dirección) sirve para no dejar que “el de más rango” imponga campos de más en el inventario.</w:t>
+        <w:t>Antes de llenar el inventario con campos de oficina, vamos a preguntar por separado al técnico, al partner y a dirección (técnica Delphi: consenso en anónimo, para que no gane solo quien habla más fuerte en la reunión).</w:t>
       </w:r>
     </w:p>
     <w:tbl>
@@ -1689,7 +2215,7 @@
         <w:tc>
           <w:tcPr>
             <w:tcW w:type="dxa" w:w="850"/>
-            <w:shd w:fill="1F4E79" w:val="clear"/>
+            <w:shd w:fill="10263D" w:val="clear"/>
           </w:tcPr>
           <w:p>
             <w:pPr>
@@ -1711,7 +2237,7 @@
         <w:tc>
           <w:tcPr>
             <w:tcW w:type="dxa" w:w="2948"/>
-            <w:shd w:fill="1F4E79" w:val="clear"/>
+            <w:shd w:fill="10263D" w:val="clear"/>
           </w:tcPr>
           <w:p>
             <w:pPr>
@@ -1733,7 +2259,7 @@
         <w:tc>
           <w:tcPr>
             <w:tcW w:type="dxa" w:w="5272"/>
-            <w:shd w:fill="1F4E79" w:val="clear"/>
+            <w:shd w:fill="10263D" w:val="clear"/>
           </w:tcPr>
           <w:p>
             <w:pPr>
@@ -1810,7 +2336,7 @@
                 <w:i w:val="0"/>
                 <w:sz w:val="18"/>
               </w:rPr>
-              <w:t>1.1 Acta e interesados · 1.2 Plan y línea base · 1.3 Riesgos y comunicación</w:t>
+              <w:t>1.1 Acta e interesados; 1.2 Plan y línea base; 1.3 Riesgos y comunicación</w:t>
             </w:r>
           </w:p>
         </w:tc>
@@ -1875,7 +2401,7 @@
                 <w:i w:val="0"/>
                 <w:sz w:val="18"/>
               </w:rPr>
-              <w:t>2.1 Modelo de datos · 2.2 Estados · 2.3 Carga inicial · 2.4 Validación local</w:t>
+              <w:t>2.1 Modelo de datos; 2.2 Estados; 2.3 Carga inicial; 2.4 Validación local</w:t>
             </w:r>
           </w:p>
         </w:tc>
@@ -1937,7 +2463,7 @@
                 <w:i w:val="0"/>
                 <w:sz w:val="18"/>
               </w:rPr>
-              <w:t>3.1 Vista general · 3.2 Vista individual · 3.3 Indicadores · 3.4 Ajustes de usabilidad</w:t>
+              <w:t>3.1 Vista general; 3.2 Vista individual; 3.3 Indicadores; 3.4 Ajustes de usabilidad</w:t>
             </w:r>
           </w:p>
         </w:tc>
@@ -2002,7 +2528,7 @@
                 <w:i w:val="0"/>
                 <w:sz w:val="18"/>
               </w:rPr>
-              <w:t>4.1 Rendimiento · 4.2 Flujo de tickets · 4.3 Asignación · 4.4 Prueba en terreno</w:t>
+              <w:t>4.1 Rendimiento; 4.2 Flujo de tickets; 4.3 Asignación; 4.4 Prueba en terreno</w:t>
             </w:r>
           </w:p>
         </w:tc>
@@ -2064,7 +2590,7 @@
                 <w:i w:val="0"/>
                 <w:sz w:val="18"/>
               </w:rPr>
-              <w:t>5.1 Indicadores · 5.2 Informe periódico · 5.3 Exportación · 5.4 Primera entrega</w:t>
+              <w:t>5.1 Indicadores; 5.2 Informe periódico; 5.3 Exportación; 5.4 Primera entrega</w:t>
             </w:r>
           </w:p>
         </w:tc>
@@ -2129,7 +2655,7 @@
                 <w:i w:val="0"/>
                 <w:sz w:val="18"/>
               </w:rPr>
-              <w:t>6.1 Roles · 6.2 Datos de hogares · 6.3 Ambiente · 6.4 Puesta en marcha</w:t>
+              <w:t>6.1 Roles; 6.2 Datos de hogares; 6.3 Ambiente; 6.4 Puesta en marcha</w:t>
             </w:r>
           </w:p>
         </w:tc>
@@ -2191,7 +2717,7 @@
                 <w:i w:val="0"/>
                 <w:sz w:val="18"/>
               </w:rPr>
-              <w:t>7.1 Material · 7.2 Taller · 7.3 Traspaso operativo</w:t>
+              <w:t>7.1 Material; 7.2 Taller; 7.3 Traspaso operativo</w:t>
             </w:r>
           </w:p>
         </w:tc>
@@ -2232,7 +2758,7 @@
           <w:i w:val="0"/>
           <w:sz w:val="24"/>
         </w:rPr>
-        <w:t>La EDT cubre el 100 % del trabajo del piloto. El diccionario traduce cada paquete a criterio, responsable, duración y costo. Extracto de dos paquetes de la ruta crítica:</w:t>
+        <w:t>La EDT cubre el 100 % del trabajo del piloto. La estructura sola no alcanza: cada paquete necesita ficha (criterio, responsable, duración y costo). Acá van dos de la ruta crítica:</w:t>
       </w:r>
     </w:p>
     <w:tbl>
@@ -2252,7 +2778,7 @@
         <w:tc>
           <w:tcPr>
             <w:tcW w:type="dxa" w:w="1928"/>
-            <w:shd w:fill="1F4E79" w:val="clear"/>
+            <w:shd w:fill="10263D" w:val="clear"/>
           </w:tcPr>
           <w:p>
             <w:pPr>
@@ -2274,7 +2800,7 @@
         <w:tc>
           <w:tcPr>
             <w:tcW w:type="dxa" w:w="3572"/>
-            <w:shd w:fill="1F4E79" w:val="clear"/>
+            <w:shd w:fill="10263D" w:val="clear"/>
           </w:tcPr>
           <w:p>
             <w:pPr>
@@ -2296,7 +2822,7 @@
         <w:tc>
           <w:tcPr>
             <w:tcW w:type="dxa" w:w="3572"/>
-            <w:shd w:fill="1F4E79" w:val="clear"/>
+            <w:shd w:fill="10263D" w:val="clear"/>
           </w:tcPr>
           <w:p>
             <w:pPr>
@@ -2795,7 +3321,7 @@
           <w:i w:val="0"/>
           <w:sz w:val="24"/>
         </w:rPr>
-        <w:t>El cronograma se modeló en dos pases: primero duraciones brutas sin limitar recursos; después dependencias finish-to-start y calendario de lunes a viernes (8 h). El criterio técnico es el método de la ruta crítica (CPM): el camino más largo determina la duración mínima. Ese camino es 1.1–2.1–2.2–2.3–3.1–3.2–4.2–4.3–4.4–5.4–7.3. En esta operación: sin modelo ni carga de inventario no hay tablero con datos reales; sin tablero individual no hay flujo de tickets útil; sin prueba en terreno el reporte a donantes es una infografía vacía. Duración del proyecto: 63 días hábiles (14 de septiembre de 2026 al 9 de diciembre de 2026). Cualquier atraso en esas actividades (holgura 0) mueve el fin. El camino más largo es el que manda, no el que “se siente más importante”.</w:t>
+        <w:t>El calendario se armó dos veces. La primera, con duraciones brutas, como si hubiera gente de sobra. La segunda, con dependencias de término a inicio y semana de lunes a viernes. El número que defendemos es el segundo. El criterio es el camino más largo (método de la ruta crítica, CPM), no lo que se siente más urgente. Sin modelo ni carga de inventario no hay tablero con datos reales. Sin vista de cada kit no hay ticket útil. Sin prueba en terreno el reporte a donantes queda sin dato real. Esa cadena (1.1, 2.1, 2.2, 2.3, 3.1, 3.2, 4.2, 4.3, 4.4, 5.4 y 7.3) dura 63 días hábiles (14 de septiembre de 2026 al 9 de diciembre de 2026). Cualquier atraso ahí mueve el 9 de diciembre, salvo que se consuma reserva (capacidad no comprometida del sprint o PERT de 4.4). La holgura de los otros caminos no salva a esta cadena: holgura y reserva no son lo mismo.</w:t>
       </w:r>
     </w:p>
     <w:tbl>
@@ -2807,16 +3333,17 @@
         <w:tblLook w:firstColumn="1" w:firstRow="1" w:lastColumn="0" w:lastRow="0" w:noHBand="0" w:noVBand="1" w:val="04A0"/>
       </w:tblPr>
       <w:tblGrid>
-        <w:gridCol w:w="2268"/>
-        <w:gridCol w:w="2268"/>
-        <w:gridCol w:w="2268"/>
-        <w:gridCol w:w="2268"/>
+        <w:gridCol w:w="1814"/>
+        <w:gridCol w:w="1814"/>
+        <w:gridCol w:w="1814"/>
+        <w:gridCol w:w="1814"/>
+        <w:gridCol w:w="1814"/>
       </w:tblGrid>
       <w:tr>
         <w:tc>
           <w:tcPr>
-            <w:tcW w:type="dxa" w:w="2494"/>
-            <w:shd w:fill="1F4E79" w:val="clear"/>
+            <w:tcW w:type="dxa" w:w="2041"/>
+            <w:shd w:fill="10263D" w:val="clear"/>
           </w:tcPr>
           <w:p>
             <w:pPr>
@@ -2837,8 +3364,8 @@
         </w:tc>
         <w:tc>
           <w:tcPr>
-            <w:tcW w:type="dxa" w:w="3742"/>
-            <w:shd w:fill="1F4E79" w:val="clear"/>
+            <w:tcW w:type="dxa" w:w="3061"/>
+            <w:shd w:fill="10263D" w:val="clear"/>
           </w:tcPr>
           <w:p>
             <w:pPr>
@@ -2859,8 +3386,8 @@
         </w:tc>
         <w:tc>
           <w:tcPr>
-            <w:tcW w:type="dxa" w:w="1474"/>
-            <w:shd w:fill="1F4E79" w:val="clear"/>
+            <w:tcW w:type="dxa" w:w="1361"/>
+            <w:shd w:fill="10263D" w:val="clear"/>
           </w:tcPr>
           <w:p>
             <w:pPr>
@@ -2875,14 +3402,36 @@
                 <w:color w:val="FFFFFF"/>
                 <w:sz w:val="18"/>
               </w:rPr>
-              <w:t>Suma (días)</w:t>
+              <w:t>Duración (días)</w:t>
             </w:r>
           </w:p>
         </w:tc>
         <w:tc>
           <w:tcPr>
             <w:tcW w:type="dxa" w:w="1361"/>
-            <w:shd w:fill="1F4E79" w:val="clear"/>
+            <w:shd w:fill="10263D" w:val="clear"/>
+          </w:tcPr>
+          <w:p>
+            <w:pPr>
+              <w:spacing w:after="0" w:before="0" w:line="240" w:lineRule="auto"/>
+            </w:pPr>
+            <w:r/>
+            <w:r>
+              <w:rPr>
+                <w:rFonts w:ascii="Times New Roman" w:hAnsi="Times New Roman" w:cs="Times New Roman" w:eastAsia="Times New Roman"/>
+                <w:b/>
+                <w:i w:val="0"/>
+                <w:color w:val="FFFFFF"/>
+                <w:sz w:val="18"/>
+              </w:rPr>
+              <w:t>Holgura (días)</w:t>
+            </w:r>
+          </w:p>
+        </w:tc>
+        <w:tc>
+          <w:tcPr>
+            <w:tcW w:type="dxa" w:w="1247"/>
+            <w:shd w:fill="10263D" w:val="clear"/>
           </w:tcPr>
           <w:p>
             <w:pPr>
@@ -2905,7 +3454,7 @@
       <w:tr>
         <w:tc>
           <w:tcPr>
-            <w:tcW w:type="dxa" w:w="2494"/>
+            <w:tcW w:type="dxa" w:w="2041"/>
           </w:tcPr>
           <w:p>
             <w:pPr>
@@ -2919,13 +3468,13 @@
                 <w:i w:val="0"/>
                 <w:sz w:val="18"/>
               </w:rPr>
-              <w:t>A Inventario–tablero–tickets</w:t>
+              <w:t>A Inventario-tablero-tickets</w:t>
             </w:r>
           </w:p>
         </w:tc>
         <w:tc>
           <w:tcPr>
-            <w:tcW w:type="dxa" w:w="3742"/>
+            <w:tcW w:type="dxa" w:w="3061"/>
           </w:tcPr>
           <w:p>
             <w:pPr>
@@ -2939,13 +3488,13 @@
                 <w:i w:val="0"/>
                 <w:sz w:val="18"/>
               </w:rPr>
-              <w:t>1.1–2.1–2.2–2.3–3.1–3.2–4.2–4.3–4.4–5.4–7.3</w:t>
+              <w:t>1.1-2.1-2.2-2.3-3.1-3.2-4.2-4.3-4.4-5.4-7.3</w:t>
             </w:r>
           </w:p>
         </w:tc>
         <w:tc>
           <w:tcPr>
-            <w:tcW w:type="dxa" w:w="1474"/>
+            <w:tcW w:type="dxa" w:w="1361"/>
           </w:tcPr>
           <w:p>
             <w:pPr>
@@ -2979,7 +3528,27 @@
                 <w:i w:val="0"/>
                 <w:sz w:val="18"/>
               </w:rPr>
-              <w:t>Sí (holgura 0)</w:t>
+              <w:t>0</w:t>
+            </w:r>
+          </w:p>
+        </w:tc>
+        <w:tc>
+          <w:tcPr>
+            <w:tcW w:type="dxa" w:w="1247"/>
+          </w:tcPr>
+          <w:p>
+            <w:pPr>
+              <w:spacing w:after="0" w:before="0" w:line="240" w:lineRule="auto"/>
+            </w:pPr>
+            <w:r/>
+            <w:r>
+              <w:rPr>
+                <w:rFonts w:ascii="Times New Roman" w:hAnsi="Times New Roman" w:cs="Times New Roman" w:eastAsia="Times New Roman"/>
+                <w:b w:val="0"/>
+                <w:i w:val="0"/>
+                <w:sz w:val="18"/>
+              </w:rPr>
+              <w:t>Sí</w:t>
             </w:r>
           </w:p>
         </w:tc>
@@ -2987,7 +3556,7 @@
       <w:tr>
         <w:tc>
           <w:tcPr>
-            <w:tcW w:type="dxa" w:w="2494"/>
+            <w:tcW w:type="dxa" w:w="2041"/>
             <w:shd w:fill="F2F2F2" w:val="clear"/>
           </w:tcPr>
           <w:p>
@@ -3008,7 +3577,7 @@
         </w:tc>
         <w:tc>
           <w:tcPr>
-            <w:tcW w:type="dxa" w:w="3742"/>
+            <w:tcW w:type="dxa" w:w="3061"/>
             <w:shd w:fill="F2F2F2" w:val="clear"/>
           </w:tcPr>
           <w:p>
@@ -3023,13 +3592,13 @@
                 <w:i w:val="0"/>
                 <w:sz w:val="18"/>
               </w:rPr>
-              <w:t>1.1–6.1–6.2–6.3–6.4 (4.4 igual espera a 4.3)</w:t>
+              <w:t>1.1-6.1-6.2-6.3-6.4 (4.4 espera a 4.3, no a 6.4)</w:t>
             </w:r>
           </w:p>
         </w:tc>
         <w:tc>
           <w:tcPr>
-            <w:tcW w:type="dxa" w:w="1474"/>
+            <w:tcW w:type="dxa" w:w="1361"/>
             <w:shd w:fill="F2F2F2" w:val="clear"/>
           </w:tcPr>
           <w:p>
@@ -3065,7 +3634,28 @@
                 <w:i w:val="0"/>
                 <w:sz w:val="18"/>
               </w:rPr>
-              <w:t>No (holgura alta)</w:t>
+              <w:t>23</w:t>
+            </w:r>
+          </w:p>
+        </w:tc>
+        <w:tc>
+          <w:tcPr>
+            <w:tcW w:type="dxa" w:w="1247"/>
+            <w:shd w:fill="F2F2F2" w:val="clear"/>
+          </w:tcPr>
+          <w:p>
+            <w:pPr>
+              <w:spacing w:after="0" w:before="0" w:line="240" w:lineRule="auto"/>
+            </w:pPr>
+            <w:r/>
+            <w:r>
+              <w:rPr>
+                <w:rFonts w:ascii="Times New Roman" w:hAnsi="Times New Roman" w:cs="Times New Roman" w:eastAsia="Times New Roman"/>
+                <w:b w:val="0"/>
+                <w:i w:val="0"/>
+                <w:sz w:val="18"/>
+              </w:rPr>
+              <w:t>No</w:t>
             </w:r>
           </w:p>
         </w:tc>
@@ -3073,7 +3663,7 @@
       <w:tr>
         <w:tc>
           <w:tcPr>
-            <w:tcW w:type="dxa" w:w="2494"/>
+            <w:tcW w:type="dxa" w:w="2041"/>
           </w:tcPr>
           <w:p>
             <w:pPr>
@@ -3093,7 +3683,7 @@
         </w:tc>
         <w:tc>
           <w:tcPr>
-            <w:tcW w:type="dxa" w:w="3742"/>
+            <w:tcW w:type="dxa" w:w="3061"/>
           </w:tcPr>
           <w:p>
             <w:pPr>
@@ -3107,13 +3697,13 @@
                 <w:i w:val="0"/>
                 <w:sz w:val="18"/>
               </w:rPr>
-              <w:t>1.1–5.1–5.2–5.3 (5.4 espera la prueba 4.4)</w:t>
+              <w:t>1.1-5.1-5.2-5.3 (5.4 espera la prueba 4.4)</w:t>
             </w:r>
           </w:p>
         </w:tc>
         <w:tc>
           <w:tcPr>
-            <w:tcW w:type="dxa" w:w="1474"/>
+            <w:tcW w:type="dxa" w:w="1361"/>
           </w:tcPr>
           <w:p>
             <w:pPr>
@@ -3147,7 +3737,27 @@
                 <w:i w:val="0"/>
                 <w:sz w:val="18"/>
               </w:rPr>
-              <w:t>No (reporte sin operación real no vale)</w:t>
+              <w:t>25</w:t>
+            </w:r>
+          </w:p>
+        </w:tc>
+        <w:tc>
+          <w:tcPr>
+            <w:tcW w:type="dxa" w:w="1247"/>
+          </w:tcPr>
+          <w:p>
+            <w:pPr>
+              <w:spacing w:after="0" w:before="0" w:line="240" w:lineRule="auto"/>
+            </w:pPr>
+            <w:r/>
+            <w:r>
+              <w:rPr>
+                <w:rFonts w:ascii="Times New Roman" w:hAnsi="Times New Roman" w:cs="Times New Roman" w:eastAsia="Times New Roman"/>
+                <w:b w:val="0"/>
+                <w:i w:val="0"/>
+                <w:sz w:val="18"/>
+              </w:rPr>
+              <w:t>No</w:t>
             </w:r>
           </w:p>
         </w:tc>
@@ -3172,7 +3782,7 @@
           <w:color w:val="444444"/>
           <w:sz w:val="18"/>
         </w:rPr>
-        <w:t>Tabla 7. Caminos analizados con CPM. El camino A mueve la fecha de entrega.</w:t>
+        <w:t>Tabla 7. Duración del camino y holgura son columnas distintas. La holgura sale del CPM (paquete 6.4 = 23 d; 5.2/5.3 = 25 d), no de la suma de duraciones.</w:t>
       </w:r>
     </w:p>
     <w:p>
@@ -3188,7 +3798,23 @@
           <w:i w:val="0"/>
           <w:sz w:val="24"/>
         </w:rPr>
-        <w:t>Donde hay incertidumbre de terreno se usó PERT. Para la prueba en terreno (4.4): optimista 5 días, más probable 7, pesimista 13. Duración esperada = (5 + 4×7 + 13) / 6 = 8 días; desviación = (13 − 5) / 6 ≈ 1,3 días. A gerencia se muestran hitos; al equipo, el Gantt de Project Libre.</w:t>
+        <w:t>Holgura y reserva se distinguen como en industria (PMI, 2017). La holgura es el tiempo que una actividad puede atrasarse sin mover el 9 de diciembre: 0 en la ruta crítica; 23 días en 6.4 (privacidad/despliegue); 25 días en 5.2 y 5.3 (indicadores). El camino C dura 17 días: esa suma no es la holgura. En el camino B duración y holgura coinciden en 23; no hay que generalizar esa coincidencia. El margen de fallo de la cadena crítica se diseña aparte, como reserva de contingencia de tiempo: PERT en 4.4 ya incorpora el escenario pesimista (desviación de unos 1,3 días); cada sprint Scrum compromete 8 de 10 días hábiles (20 % de capacidad libre); si una historia no alcanza, vuelve al backlog y el timebox no se estira. El 12 % de contingencia de costo cubre un alargue de terreno (hosting y horas locales). No se mueve el 4 de diciembre.</w:t>
+      </w:r>
+    </w:p>
+    <w:p>
+      <w:pPr>
+        <w:spacing w:line="360" w:lineRule="auto" w:after="120" w:before="0"/>
+        <w:ind w:firstLine="425"/>
+        <w:jc w:val="both"/>
+      </w:pPr>
+      <w:r>
+        <w:rPr>
+          <w:rFonts w:ascii="Times New Roman" w:hAnsi="Times New Roman" w:cs="Times New Roman" w:eastAsia="Times New Roman"/>
+          <w:b w:val="0"/>
+          <w:i w:val="0"/>
+          <w:sz w:val="24"/>
+        </w:rPr>
+        <w:t>La prueba 4.4 es el caso típico de esa reserva estadística: 5 / 7 / 13 días; (5 + 4×7 + 13) / 6 = 7,67 y en el Gantt quedan 8. A dirección, hitos. Al equipo, el Gantt de Project Libre.</w:t>
       </w:r>
     </w:p>
     <w:tbl>
@@ -3208,7 +3834,7 @@
         <w:tc>
           <w:tcPr>
             <w:tcW w:type="dxa" w:w="3685"/>
-            <w:shd w:fill="1F4E79" w:val="clear"/>
+            <w:shd w:fill="10263D" w:val="clear"/>
           </w:tcPr>
           <w:p>
             <w:pPr>
@@ -3230,7 +3856,7 @@
         <w:tc>
           <w:tcPr>
             <w:tcW w:type="dxa" w:w="2551"/>
-            <w:shd w:fill="1F4E79" w:val="clear"/>
+            <w:shd w:fill="10263D" w:val="clear"/>
           </w:tcPr>
           <w:p>
             <w:pPr>
@@ -3252,7 +3878,7 @@
         <w:tc>
           <w:tcPr>
             <w:tcW w:type="dxa" w:w="2835"/>
-            <w:shd w:fill="1F4E79" w:val="clear"/>
+            <w:shd w:fill="10263D" w:val="clear"/>
           </w:tcPr>
           <w:p>
             <w:pPr>
@@ -3624,7 +4250,7 @@
           <w:i w:val="0"/>
           <w:sz w:val="24"/>
         </w:rPr>
-        <w:t>Los recursos se desglosaron en una RBS. Personas: Giannina Guerrero, directora del proyecto y frontend (0,5 FTE en dirección más el tablero); Nicolás Barra, backend; Ari Araya, infraestructura y nube; Skarlett Tropan, calidad e impacto (0,6 FTE); y soporte local (0,4 FTE). Tecnología: nube, repositorio, Project Libre, tablero Kanban y un punto de carga en la comunidad. Financieros: aporte de inversores de impacto, subvención y reserva de contingencia. La disponibilidad del técnico local es el recurso más frágil: si no carga datos, la ruta crítica se rompe aunque el código esté listo.</w:t>
+        <w:t>En personas: Giannina (dirección y tablero), Nicolás (datos e inventario), Ari (nube y despliegue), Skarlett (calidad e impacto) y un técnico local a 0,4 FTE. Ese técnico es el recurso más frágil. Si no carga datos, la ruta crítica se rompe aunque el código esté listo. El desglose de recursos (RBS) se arma en dos tiempos: primero el tipo (personas, tecnología, instalaciones, financieros) y después la cantidad. Personas: cuatro del equipo más el técnico a 0,4 FTE. Tecnología: nube, repositorio, Project Libre, Trello. Instalaciones: punto de carga en la comunidad. El hosting se mueve con el uso (es costo variable y a la vez directo) y por eso entra a la contingencia del 12 %. El estudio de terreno ya pagado (US$ 2.800) no entra a los 20.700 y no decide si seguimos o no.</w:t>
       </w:r>
     </w:p>
     <w:tbl>
@@ -3643,8 +4269,8 @@
       <w:tr>
         <w:tc>
           <w:tcPr>
-            <w:tcW w:type="dxa" w:w="2041"/>
-            <w:shd w:fill="1F4E79" w:val="clear"/>
+            <w:tcW w:type="dxa" w:w="1814"/>
+            <w:shd w:fill="10263D" w:val="clear"/>
           </w:tcPr>
           <w:p>
             <w:pPr>
@@ -3665,8 +4291,8 @@
         </w:tc>
         <w:tc>
           <w:tcPr>
-            <w:tcW w:type="dxa" w:w="5669"/>
-            <w:shd w:fill="1F4E79" w:val="clear"/>
+            <w:tcW w:type="dxa" w:w="3628"/>
+            <w:shd w:fill="10263D" w:val="clear"/>
           </w:tcPr>
           <w:p>
             <w:pPr>
@@ -3687,8 +4313,8 @@
         </w:tc>
         <w:tc>
           <w:tcPr>
-            <w:tcW w:type="dxa" w:w="1361"/>
-            <w:shd w:fill="1F4E79" w:val="clear"/>
+            <w:tcW w:type="dxa" w:w="3628"/>
+            <w:shd w:fill="10263D" w:val="clear"/>
           </w:tcPr>
           <w:p>
             <w:pPr>
@@ -3703,7 +4329,7 @@
                 <w:color w:val="FFFFFF"/>
                 <w:sz w:val="18"/>
               </w:rPr>
-              <w:t>Monto (US$)</w:t>
+              <w:t>Cómo se trata</w:t>
             </w:r>
           </w:p>
         </w:tc>
@@ -3711,7 +4337,7 @@
       <w:tr>
         <w:tc>
           <w:tcPr>
-            <w:tcW w:type="dxa" w:w="2041"/>
+            <w:tcW w:type="dxa" w:w="1814"/>
           </w:tcPr>
           <w:p>
             <w:pPr>
@@ -3731,7 +4357,7 @@
         </w:tc>
         <w:tc>
           <w:tcPr>
-            <w:tcW w:type="dxa" w:w="5669"/>
+            <w:tcW w:type="dxa" w:w="3628"/>
           </w:tcPr>
           <w:p>
             <w:pPr>
@@ -3745,13 +4371,13 @@
                 <w:i w:val="0"/>
                 <w:sz w:val="18"/>
               </w:rPr>
-              <w:t>Remuneración de la directora de proyecto (0,5 FTE × 3 meses)</w:t>
+              <w:t>Remuneración de la directora (0,5 FTE × 3 meses)</w:t>
             </w:r>
           </w:p>
         </w:tc>
         <w:tc>
           <w:tcPr>
-            <w:tcW w:type="dxa" w:w="1361"/>
+            <w:tcW w:type="dxa" w:w="3628"/>
           </w:tcPr>
           <w:p>
             <w:pPr>
@@ -3765,7 +4391,7 @@
                 <w:i w:val="0"/>
                 <w:sz w:val="18"/>
               </w:rPr>
-              <w:t>2.400</w:t>
+              <w:t>No se mueve con el número de kits. También es directo.</w:t>
             </w:r>
           </w:p>
         </w:tc>
@@ -3773,7 +4399,7 @@
       <w:tr>
         <w:tc>
           <w:tcPr>
-            <w:tcW w:type="dxa" w:w="2041"/>
+            <w:tcW w:type="dxa" w:w="1814"/>
             <w:shd w:fill="F2F2F2" w:val="clear"/>
           </w:tcPr>
           <w:p>
@@ -3794,7 +4420,7 @@
         </w:tc>
         <w:tc>
           <w:tcPr>
-            <w:tcW w:type="dxa" w:w="5669"/>
+            <w:tcW w:type="dxa" w:w="3628"/>
             <w:shd w:fill="F2F2F2" w:val="clear"/>
           </w:tcPr>
           <w:p>
@@ -3809,13 +4435,13 @@
                 <w:i w:val="0"/>
                 <w:sz w:val="18"/>
               </w:rPr>
-              <w:t>Horas de soporte local según kits cargados; hosting según uso</w:t>
+              <w:t>Hosting y horas de soporte local según uso</w:t>
             </w:r>
           </w:p>
         </w:tc>
         <w:tc>
           <w:tcPr>
-            <w:tcW w:type="dxa" w:w="1361"/>
+            <w:tcW w:type="dxa" w:w="3628"/>
             <w:shd w:fill="F2F2F2" w:val="clear"/>
           </w:tcPr>
           <w:p>
@@ -3830,7 +4456,7 @@
                 <w:i w:val="0"/>
                 <w:sz w:val="18"/>
               </w:rPr>
-              <w:t>1.240</w:t>
+              <w:t>Sube con el volumen; entra a la contingencia.</w:t>
             </w:r>
           </w:p>
         </w:tc>
@@ -3838,7 +4464,7 @@
       <w:tr>
         <w:tc>
           <w:tcPr>
-            <w:tcW w:type="dxa" w:w="2041"/>
+            <w:tcW w:type="dxa" w:w="1814"/>
           </w:tcPr>
           <w:p>
             <w:pPr>
@@ -3858,7 +4484,7 @@
         </w:tc>
         <w:tc>
           <w:tcPr>
-            <w:tcW w:type="dxa" w:w="5669"/>
+            <w:tcW w:type="dxa" w:w="3628"/>
           </w:tcPr>
           <w:p>
             <w:pPr>
@@ -3872,13 +4498,13 @@
                 <w:i w:val="0"/>
                 <w:sz w:val="18"/>
               </w:rPr>
-              <w:t>Equipo de desarrollo, nube del piloto, taller de capacitación</w:t>
+              <w:t>Equipo de desarrollo, nube del piloto, taller</w:t>
             </w:r>
           </w:p>
         </w:tc>
         <w:tc>
           <w:tcPr>
-            <w:tcW w:type="dxa" w:w="1361"/>
+            <w:tcW w:type="dxa" w:w="3628"/>
           </w:tcPr>
           <w:p>
             <w:pPr>
@@ -3892,7 +4518,7 @@
                 <w:i w:val="0"/>
                 <w:sz w:val="18"/>
               </w:rPr>
-              <w:t>14.470</w:t>
+              <w:t>Se atribuye a este piloto (incluye lo fijo del equipo).</w:t>
             </w:r>
           </w:p>
         </w:tc>
@@ -3900,7 +4526,7 @@
       <w:tr>
         <w:tc>
           <w:tcPr>
-            <w:tcW w:type="dxa" w:w="2041"/>
+            <w:tcW w:type="dxa" w:w="1814"/>
             <w:shd w:fill="F2F2F2" w:val="clear"/>
           </w:tcPr>
           <w:p>
@@ -3921,7 +4547,7 @@
         </w:tc>
         <w:tc>
           <w:tcPr>
-            <w:tcW w:type="dxa" w:w="5669"/>
+            <w:tcW w:type="dxa" w:w="3628"/>
             <w:shd w:fill="F2F2F2" w:val="clear"/>
           </w:tcPr>
           <w:p>
@@ -3936,13 +4562,13 @@
                 <w:i w:val="0"/>
                 <w:sz w:val="18"/>
               </w:rPr>
-              <w:t>Administración / PMO de la empresa social (cuota del piloto)</w:t>
+              <w:t>Cuota de administración / PMO de la empresa social</w:t>
             </w:r>
           </w:p>
         </w:tc>
         <w:tc>
           <w:tcPr>
-            <w:tcW w:type="dxa" w:w="1361"/>
+            <w:tcW w:type="dxa" w:w="3628"/>
             <w:shd w:fill="F2F2F2" w:val="clear"/>
           </w:tcPr>
           <w:p>
@@ -3957,7 +4583,7 @@
                 <w:i w:val="0"/>
                 <w:sz w:val="18"/>
               </w:rPr>
-              <w:t>1.380</w:t>
+              <w:t>Se prorratea; no es una partida extra del Gantt.</w:t>
             </w:r>
           </w:p>
         </w:tc>
@@ -3965,7 +4591,7 @@
       <w:tr>
         <w:tc>
           <w:tcPr>
-            <w:tcW w:type="dxa" w:w="2041"/>
+            <w:tcW w:type="dxa" w:w="1814"/>
           </w:tcPr>
           <w:p>
             <w:pPr>
@@ -3985,7 +4611,7 @@
         </w:tc>
         <w:tc>
           <w:tcPr>
-            <w:tcW w:type="dxa" w:w="5669"/>
+            <w:tcW w:type="dxa" w:w="3628"/>
           </w:tcPr>
           <w:p>
             <w:pPr>
@@ -3999,13 +4625,13 @@
                 <w:i w:val="0"/>
                 <w:sz w:val="18"/>
               </w:rPr>
-              <w:t>El mismo equipo no construye un módulo de cobro (excluido a propósito)</w:t>
+              <w:t>No construir un módulo de cobro (excluido)</w:t>
             </w:r>
           </w:p>
         </w:tc>
         <w:tc>
           <w:tcPr>
-            <w:tcW w:type="dxa" w:w="1361"/>
+            <w:tcW w:type="dxa" w:w="3628"/>
           </w:tcPr>
           <w:p>
             <w:pPr>
@@ -4019,7 +4645,7 @@
                 <w:i w:val="0"/>
                 <w:sz w:val="18"/>
               </w:rPr>
-              <w:t>No caja</w:t>
+              <w:t>Valor de la alternativa no elegida; no sale caja.</w:t>
             </w:r>
           </w:p>
         </w:tc>
@@ -4027,7 +4653,7 @@
       <w:tr>
         <w:tc>
           <w:tcPr>
-            <w:tcW w:type="dxa" w:w="2041"/>
+            <w:tcW w:type="dxa" w:w="1814"/>
             <w:shd w:fill="F2F2F2" w:val="clear"/>
           </w:tcPr>
           <w:p>
@@ -4048,7 +4674,7 @@
         </w:tc>
         <w:tc>
           <w:tcPr>
-            <w:tcW w:type="dxa" w:w="5669"/>
+            <w:tcW w:type="dxa" w:w="3628"/>
             <w:shd w:fill="F2F2F2" w:val="clear"/>
           </w:tcPr>
           <w:p>
@@ -4063,13 +4689,13 @@
                 <w:i w:val="0"/>
                 <w:sz w:val="18"/>
               </w:rPr>
-              <w:t>Estudio de terreno previo ya pagado; no decide continuar o parar</w:t>
+              <w:t>Estudio de terreno ya pagado (US$ 2.800)</w:t>
             </w:r>
           </w:p>
         </w:tc>
         <w:tc>
           <w:tcPr>
-            <w:tcW w:type="dxa" w:w="1361"/>
+            <w:tcW w:type="dxa" w:w="3628"/>
             <w:shd w:fill="F2F2F2" w:val="clear"/>
           </w:tcPr>
           <w:p>
@@ -4084,134 +4710,7 @@
                 <w:i w:val="0"/>
                 <w:sz w:val="18"/>
               </w:rPr>
-              <w:t>2.800 (fuera)</w:t>
-            </w:r>
-          </w:p>
-        </w:tc>
-      </w:tr>
-      <w:tr>
-        <w:tc>
-          <w:tcPr>
-            <w:tcW w:type="dxa" w:w="2041"/>
-          </w:tcPr>
-          <w:p>
-            <w:pPr>
-              <w:spacing w:after="0" w:before="0" w:line="240" w:lineRule="auto"/>
-            </w:pPr>
-            <w:r/>
-            <w:r>
-              <w:rPr>
-                <w:rFonts w:ascii="Times New Roman" w:hAnsi="Times New Roman" w:cs="Times New Roman" w:eastAsia="Times New Roman"/>
-                <w:b w:val="0"/>
-                <w:i w:val="0"/>
-                <w:sz w:val="18"/>
-              </w:rPr>
-              <w:t>Contingencia (12 %)</w:t>
-            </w:r>
-          </w:p>
-        </w:tc>
-        <w:tc>
-          <w:tcPr>
-            <w:tcW w:type="dxa" w:w="5669"/>
-          </w:tcPr>
-          <w:p>
-            <w:pPr>
-              <w:spacing w:after="0" w:before="0" w:line="240" w:lineRule="auto"/>
-            </w:pPr>
-            <w:r/>
-            <w:r>
-              <w:rPr>
-                <w:rFonts w:ascii="Times New Roman" w:hAnsi="Times New Roman" w:cs="Times New Roman" w:eastAsia="Times New Roman"/>
-                <w:b w:val="0"/>
-                <w:i w:val="0"/>
-                <w:sz w:val="18"/>
-              </w:rPr>
-              <w:t>Reserva sobre costos directos + variables del piloto</w:t>
-            </w:r>
-          </w:p>
-        </w:tc>
-        <w:tc>
-          <w:tcPr>
-            <w:tcW w:type="dxa" w:w="1361"/>
-          </w:tcPr>
-          <w:p>
-            <w:pPr>
-              <w:spacing w:after="0" w:before="0" w:line="240" w:lineRule="auto"/>
-            </w:pPr>
-            <w:r/>
-            <w:r>
-              <w:rPr>
-                <w:rFonts w:ascii="Times New Roman" w:hAnsi="Times New Roman" w:cs="Times New Roman" w:eastAsia="Times New Roman"/>
-                <w:b w:val="0"/>
-                <w:i w:val="0"/>
-                <w:sz w:val="18"/>
-              </w:rPr>
-              <w:t>1.890</w:t>
-            </w:r>
-          </w:p>
-        </w:tc>
-      </w:tr>
-      <w:tr>
-        <w:tc>
-          <w:tcPr>
-            <w:tcW w:type="dxa" w:w="2041"/>
-            <w:shd w:fill="F2F2F2" w:val="clear"/>
-          </w:tcPr>
-          <w:p>
-            <w:pPr>
-              <w:spacing w:after="0" w:before="0" w:line="240" w:lineRule="auto"/>
-            </w:pPr>
-            <w:r/>
-            <w:r>
-              <w:rPr>
-                <w:rFonts w:ascii="Times New Roman" w:hAnsi="Times New Roman" w:cs="Times New Roman" w:eastAsia="Times New Roman"/>
-                <w:b w:val="0"/>
-                <w:i w:val="0"/>
-                <w:sz w:val="18"/>
-              </w:rPr>
-              <w:t>Presupuesto autorizado</w:t>
-            </w:r>
-          </w:p>
-        </w:tc>
-        <w:tc>
-          <w:tcPr>
-            <w:tcW w:type="dxa" w:w="5669"/>
-            <w:shd w:fill="F2F2F2" w:val="clear"/>
-          </w:tcPr>
-          <w:p>
-            <w:pPr>
-              <w:spacing w:after="0" w:before="0" w:line="240" w:lineRule="auto"/>
-            </w:pPr>
-            <w:r/>
-            <w:r>
-              <w:rPr>
-                <w:rFonts w:ascii="Times New Roman" w:hAnsi="Times New Roman" w:cs="Times New Roman" w:eastAsia="Times New Roman"/>
-                <w:b w:val="0"/>
-                <w:i w:val="0"/>
-                <w:sz w:val="18"/>
-              </w:rPr>
-              <w:t>Techo del acta (hundidos excluidos)</w:t>
-            </w:r>
-          </w:p>
-        </w:tc>
-        <w:tc>
-          <w:tcPr>
-            <w:tcW w:type="dxa" w:w="1361"/>
-            <w:shd w:fill="F2F2F2" w:val="clear"/>
-          </w:tcPr>
-          <w:p>
-            <w:pPr>
-              <w:spacing w:after="0" w:before="0" w:line="240" w:lineRule="auto"/>
-            </w:pPr>
-            <w:r/>
-            <w:r>
-              <w:rPr>
-                <w:rFonts w:ascii="Times New Roman" w:hAnsi="Times New Roman" w:cs="Times New Roman" w:eastAsia="Times New Roman"/>
-                <w:b w:val="0"/>
-                <w:i w:val="0"/>
-                <w:sz w:val="18"/>
-              </w:rPr>
-              <w:t>20.700</w:t>
+              <w:t>Fuera del techo. No decide continuar o parar.</w:t>
             </w:r>
           </w:p>
         </w:tc>
@@ -4236,7 +4735,7 @@
           <w:color w:val="444444"/>
           <w:sz w:val="18"/>
         </w:rPr>
-        <w:t>Tabla 9. Presupuesto inicial por tipo de costo. Los hundidos no entran a la decisión.</w:t>
+        <w:t>Tabla 9. Clasificación de costos: un mismo gasto puede ser, a la vez, fijo y directo. Las filas no se suman entre sí. Techo autorizado: US$ 20.700 (base del piloto + 12 % de contingencia = US$ 1.890). Hundidos excluidos.</w:t>
       </w:r>
     </w:p>
     <w:p>
@@ -4244,6 +4743,9 @@
         <w:spacing w:line="276" w:lineRule="auto" w:before="200" w:after="80"/>
         <w:ind w:firstLine="0"/>
         <w:jc w:val="left"/>
+        <w:pBdr>
+          <w:bottom w:val="single" w:sz="8" w:space="6" w:color="10263D"/>
+        </w:pBdr>
       </w:pPr>
       <w:r>
         <w:rPr>
@@ -4269,7 +4771,7 @@
           <w:i w:val="0"/>
           <w:sz w:val="24"/>
         </w:rPr>
-        <w:t>Los factores ambientales de la empresa (EEF) son condiciones que el equipo no controla y que entran a la planificación (Project Management Institute [PMI], 2017). Internos: cultura de transparencia exigida por donantes; estructura matricial débil (empresa social + partner tecnológico + un equipo de software de cuatro personas); infraestructura de nube aún no institucionalizada; capacidad limitada del equipo. Externos: financiamiento mixto; distancia cultural y geográfica con la comunidad piloto; marco legal de datos de hogares; conectividad física irregular; estándares de la industria. Los OPA (plantillas de acta y EDT, este plan, lecciones del equipo en Trello) sí se pueden usar; el clima, no. Los interesados pueden mover alcance, plazo, costo, equipo, calidad y la definición de éxito (PMI, 2021). Un donante que pide el reporte antes comprime 5.4; un técnico que no carga datos rompe 2.3 y, con ello, toda la ruta crítica. Por eso los canales se declaran ahora: hitos para inversores, taller para el técnico, roles para privacidad. No se involucra al interesado “al cierre”.</w:t>
+        <w:t>Hay condiciones que este equipo no maneja y igual entran al plan: la fecha que pide un donante, la señal del pueblo, los datos de una familia. El PMBOK 6.ª las llama factores ambientales de la empresa, o EEF (PMI, 2017). Por dentro nos aprietan el tamaño del equipo, una nube que todavía no es de la organización y una estructura donde conviven empresa social, partner y desarrollo. Por fuera, el financiamiento mixto, la distancia con la comunidad y el marco de privacidad. Lo que sí podemos usar (plantillas de acta y EDT, Trello y este documento) son activos de la organización (OPA). Un donante que adelanta el reporte comprime la actividad 5.4. Un técnico que no carga datos rompe la 2.3 y, con ella, toda la ruta crítica. Por eso los canales se declaran ahora, no al cierre.</w:t>
       </w:r>
     </w:p>
     <w:tbl>
@@ -4289,7 +4791,7 @@
         <w:tc>
           <w:tcPr>
             <w:tcW w:type="dxa" w:w="2494"/>
-            <w:shd w:fill="1F4E79" w:val="clear"/>
+            <w:shd w:fill="10263D" w:val="clear"/>
           </w:tcPr>
           <w:p>
             <w:pPr>
@@ -4311,7 +4813,7 @@
         <w:tc>
           <w:tcPr>
             <w:tcW w:type="dxa" w:w="1814"/>
-            <w:shd w:fill="1F4E79" w:val="clear"/>
+            <w:shd w:fill="10263D" w:val="clear"/>
           </w:tcPr>
           <w:p>
             <w:pPr>
@@ -4333,7 +4835,7 @@
         <w:tc>
           <w:tcPr>
             <w:tcW w:type="dxa" w:w="4762"/>
-            <w:shd w:fill="1F4E79" w:val="clear"/>
+            <w:shd w:fill="10263D" w:val="clear"/>
           </w:tcPr>
           <w:p>
             <w:pPr>
@@ -4475,7 +4977,7 @@
                 <w:i w:val="0"/>
                 <w:sz w:val="18"/>
               </w:rPr>
-              <w:t>UX simple, pocos campos, capacitación 7.x; no se asume onboarding “tipo app urbana”.</w:t>
+              <w:t>Interfaz simple, pocos campos, capacitación 7.x. No se asume una inducción de aplicación urbana.</w:t>
             </w:r>
           </w:p>
         </w:tc>
@@ -4537,7 +5039,7 @@
                 <w:i w:val="0"/>
                 <w:sz w:val="18"/>
               </w:rPr>
-              <w:t>Supuesto de carga por lotes; si cae, el inventario miente y la ruta crítica se rompe.</w:t>
+              <w:t>Carga por lotes; si cae la red, el inventario miente y se rompe la ruta crítica.</w:t>
             </w:r>
           </w:p>
         </w:tc>
@@ -4560,7 +5062,7 @@
                 <w:i w:val="0"/>
                 <w:sz w:val="18"/>
               </w:rPr>
-              <w:t>Datos de hogares</w:t>
+              <w:t>Nube y costos variables</w:t>
             </w:r>
           </w:p>
         </w:tc>
@@ -4581,6 +5083,69 @@
                 <w:i w:val="0"/>
                 <w:sz w:val="18"/>
               </w:rPr>
+              <w:t>EEF tecnológico</w:t>
+            </w:r>
+          </w:p>
+        </w:tc>
+        <w:tc>
+          <w:tcPr>
+            <w:tcW w:type="dxa" w:w="4762"/>
+            <w:shd w:fill="F2F2F2" w:val="clear"/>
+          </w:tcPr>
+          <w:p>
+            <w:pPr>
+              <w:spacing w:after="0" w:before="0" w:line="240" w:lineRule="auto"/>
+            </w:pPr>
+            <w:r/>
+            <w:r>
+              <w:rPr>
+                <w:rFonts w:ascii="Times New Roman" w:hAnsi="Times New Roman" w:cs="Times New Roman" w:eastAsia="Times New Roman"/>
+                <w:b w:val="0"/>
+                <w:i w:val="0"/>
+                <w:sz w:val="18"/>
+              </w:rPr>
+              <w:t>Se escala sin comprar servidores, pero el hosting sube con el uso y depende de señal.</w:t>
+            </w:r>
+          </w:p>
+        </w:tc>
+      </w:tr>
+      <w:tr>
+        <w:tc>
+          <w:tcPr>
+            <w:tcW w:type="dxa" w:w="2494"/>
+          </w:tcPr>
+          <w:p>
+            <w:pPr>
+              <w:spacing w:after="0" w:before="0" w:line="240" w:lineRule="auto"/>
+            </w:pPr>
+            <w:r/>
+            <w:r>
+              <w:rPr>
+                <w:rFonts w:ascii="Times New Roman" w:hAnsi="Times New Roman" w:cs="Times New Roman" w:eastAsia="Times New Roman"/>
+                <w:b w:val="0"/>
+                <w:i w:val="0"/>
+                <w:sz w:val="18"/>
+              </w:rPr>
+              <w:t>Datos de hogares</w:t>
+            </w:r>
+          </w:p>
+        </w:tc>
+        <w:tc>
+          <w:tcPr>
+            <w:tcW w:type="dxa" w:w="1814"/>
+          </w:tcPr>
+          <w:p>
+            <w:pPr>
+              <w:spacing w:after="0" w:before="0" w:line="240" w:lineRule="auto"/>
+            </w:pPr>
+            <w:r/>
+            <w:r>
+              <w:rPr>
+                <w:rFonts w:ascii="Times New Roman" w:hAnsi="Times New Roman" w:cs="Times New Roman" w:eastAsia="Times New Roman"/>
+                <w:b w:val="0"/>
+                <w:i w:val="0"/>
+                <w:sz w:val="18"/>
+              </w:rPr>
               <w:t>EEF legal</w:t>
             </w:r>
           </w:p>
@@ -4588,7 +5153,6 @@
         <w:tc>
           <w:tcPr>
             <w:tcW w:type="dxa" w:w="4762"/>
-            <w:shd w:fill="F2F2F2" w:val="clear"/>
           </w:tcPr>
           <w:p>
             <w:pPr>
@@ -4611,6 +5175,7 @@
         <w:tc>
           <w:tcPr>
             <w:tcW w:type="dxa" w:w="2494"/>
+            <w:shd w:fill="F2F2F2" w:val="clear"/>
           </w:tcPr>
           <w:p>
             <w:pPr>
@@ -4631,6 +5196,7 @@
         <w:tc>
           <w:tcPr>
             <w:tcW w:type="dxa" w:w="1814"/>
+            <w:shd w:fill="F2F2F2" w:val="clear"/>
           </w:tcPr>
           <w:p>
             <w:pPr>
@@ -4651,6 +5217,7 @@
         <w:tc>
           <w:tcPr>
             <w:tcW w:type="dxa" w:w="4762"/>
+            <w:shd w:fill="F2F2F2" w:val="clear"/>
           </w:tcPr>
           <w:p>
             <w:pPr>
@@ -4673,7 +5240,6 @@
         <w:tc>
           <w:tcPr>
             <w:tcW w:type="dxa" w:w="2494"/>
-            <w:shd w:fill="F2F2F2" w:val="clear"/>
           </w:tcPr>
           <w:p>
             <w:pPr>
@@ -4694,7 +5260,6 @@
         <w:tc>
           <w:tcPr>
             <w:tcW w:type="dxa" w:w="1814"/>
-            <w:shd w:fill="F2F2F2" w:val="clear"/>
           </w:tcPr>
           <w:p>
             <w:pPr>
@@ -4715,7 +5280,6 @@
         <w:tc>
           <w:tcPr>
             <w:tcW w:type="dxa" w:w="4762"/>
-            <w:shd w:fill="F2F2F2" w:val="clear"/>
           </w:tcPr>
           <w:p>
             <w:pPr>
@@ -4738,6 +5302,7 @@
         <w:tc>
           <w:tcPr>
             <w:tcW w:type="dxa" w:w="2494"/>
+            <w:shd w:fill="F2F2F2" w:val="clear"/>
           </w:tcPr>
           <w:p>
             <w:pPr>
@@ -4758,6 +5323,7 @@
         <w:tc>
           <w:tcPr>
             <w:tcW w:type="dxa" w:w="1814"/>
+            <w:shd w:fill="F2F2F2" w:val="clear"/>
           </w:tcPr>
           <w:p>
             <w:pPr>
@@ -4778,6 +5344,7 @@
         <w:tc>
           <w:tcPr>
             <w:tcW w:type="dxa" w:w="4762"/>
+            <w:shd w:fill="F2F2F2" w:val="clear"/>
           </w:tcPr>
           <w:p>
             <w:pPr>
@@ -4800,7 +5367,6 @@
         <w:tc>
           <w:tcPr>
             <w:tcW w:type="dxa" w:w="2494"/>
-            <w:shd w:fill="F2F2F2" w:val="clear"/>
           </w:tcPr>
           <w:p>
             <w:pPr>
@@ -4821,7 +5387,6 @@
         <w:tc>
           <w:tcPr>
             <w:tcW w:type="dxa" w:w="1814"/>
-            <w:shd w:fill="F2F2F2" w:val="clear"/>
           </w:tcPr>
           <w:p>
             <w:pPr>
@@ -4842,7 +5407,6 @@
         <w:tc>
           <w:tcPr>
             <w:tcW w:type="dxa" w:w="4762"/>
-            <w:shd w:fill="F2F2F2" w:val="clear"/>
           </w:tcPr>
           <w:p>
             <w:pPr>
@@ -4856,7 +5420,7 @@
                 <w:i w:val="0"/>
                 <w:sz w:val="18"/>
               </w:rPr>
-              <w:t>Quién aprueba accesos y reportes hacia inversores; evita que “el de sistemas” decida solo.</w:t>
+              <w:t>Quién aprueba accesos y reportes hacia inversores. Evita que una sola persona de sistemas decida sola.</w:t>
             </w:r>
           </w:p>
         </w:tc>
@@ -4881,7 +5445,23 @@
           <w:color w:val="444444"/>
           <w:sz w:val="18"/>
         </w:rPr>
-        <w:t>Tabla 10. EEF y estándares con impacto concreto en este piloto.</w:t>
+        <w:t>Tabla 10. Cada factor se traduce en una decisión del plan, no en una lista.</w:t>
+      </w:r>
+    </w:p>
+    <w:p>
+      <w:pPr>
+        <w:spacing w:line="360" w:lineRule="auto" w:after="120" w:before="0"/>
+        <w:ind w:firstLine="425"/>
+        <w:jc w:val="both"/>
+      </w:pPr>
+      <w:r>
+        <w:rPr>
+          <w:rFonts w:ascii="Times New Roman" w:hAnsi="Times New Roman" w:cs="Times New Roman" w:eastAsia="Times New Roman"/>
+          <w:b w:val="0"/>
+          <w:i w:val="0"/>
+          <w:sz w:val="24"/>
+        </w:rPr>
+        <w:t>No usamos un estándar para todo. PMBOK nos sirve para planificar el piloto. CMMI sirve para que cargar un kit no dependa de que alguien se acuerde. ITIL sirve para tratar el ticket como un incidente y no como un formulario suelto (Baud, 2020). COBIT sirve para que un acceso hacia inversores no lo decida una sola persona. Los datos de hogares se minimizan: qué se guarda, dónde, quién entra y qué sale en el reporte, alineado con ISO/IEC 27701.</w:t>
       </w:r>
     </w:p>
     <w:p>
@@ -4889,6 +5469,9 @@
         <w:spacing w:line="276" w:lineRule="auto" w:before="200" w:after="80"/>
         <w:ind w:firstLine="0"/>
         <w:jc w:val="left"/>
+        <w:pBdr>
+          <w:bottom w:val="single" w:sz="8" w:space="6" w:color="10263D"/>
+        </w:pBdr>
       </w:pPr>
       <w:r>
         <w:rPr>
@@ -4914,7 +5497,7 @@
           <w:i w:val="0"/>
           <w:sz w:val="24"/>
         </w:rPr>
-        <w:t>Se descarta un enfoque 100 % predictivo: el flujo real del técnico local no está cerrado. Se descarta un enfoque 100 % adaptativo: los estados del kit, la privacidad y el calendario de donantes no pueden “descubrirse” cada semana. La estrategia es híbrida, calzada al terreno de esta organización (Wysocki, 2019; PMI, 2017).</w:t>
+        <w:t>Planificar todo en cascada dejaría inventado, en septiembre, un flujo que el técnico va a corregir en noviembre. Planificar todo en iteraciones cortas pondría en duda, cada semana, los estados del kit y la fecha del reporte. Esta organización no puede permitirse ni lo uno ni lo otro. El enfoque es híbrido (Wysocki, 2019).</w:t>
       </w:r>
     </w:p>
     <w:p>
@@ -4930,7 +5513,7 @@
           <w:i w:val="0"/>
           <w:sz w:val="24"/>
         </w:rPr>
-        <w:t>Capa predictiva (receta): inventario y estados del kit (cuenta 2), roles y privacidad (cuenta 6) y el calendario de reportes a donantes (hitos de la cuenta 5). Capa adaptativa (GPS): UX del tablero (cuenta 3), flujo de tickets (cuenta 4), cómo se miden los indicadores de impacto y el trabajo con soporte local (cuenta 7). La dirección (cuenta 1) integra: una línea base de hitos y un backlog semanal en Trello debajo. Eso es hibridación según el terreno de esta organización, no moda del equipo (PMI, 2017; Wysocki, 2019).</w:t>
+        <w:t>Se congela lo que no puede descubrirse de nuevo: inventario y estados (cuenta 2), roles y privacidad (cuenta 6) y el calendario de donantes (hitos 8.4 y 8.5). Se itera lo que se aprende en terreno: pantallas del tablero (cuenta 3) y flujo de tickets (cuenta 4). La dirección (cuenta 1) integra ambas capas: Project Libre sostiene la línea base; Scrum opera el aprendizaje (SCRUMstudy, 2023). Sprint 0 es práctica de industria en híbrido (sprint habilitador: acta, inventario, privacidad, ambiente); la Guía Scrum no lo nombra y aquí se declara con ese nombre. S1 a S4 entregan incremento de tablero y tickets, comprometiendo 8 de 10 días: el 20 % libre es reserva de capacidad. Un estado nuevo del kit no entra como tarjeta en Trello: es control de cambios sobre la línea base (PMI, 2017; Wysocki, 2019).</w:t>
       </w:r>
     </w:p>
     <w:p>
@@ -4946,7 +5529,552 @@
           <w:i w:val="0"/>
           <w:sz w:val="24"/>
         </w:rPr>
-        <w:t>Integración organizacional: el piloto no vive en el vacío del equipo de software. Se inserta en una empresa social que debe ser ágil en terreno y estricta con plata ajena. Por eso el plan incorpora canales de comunicación a inversores (hitos), roles de acceso (COBIT + privacidad), y una transición al soporte local para no dejar Kiran huérfano al cerrar. Un sprint de dos semanas (SCRUMstudy, 2023) solo para tablero y tickets; si aparece un campo nuevo de inventario, es cambio a la línea base, no un sticker en Trello.</w:t>
+        <w:t>En la capa adaptativa Giannina actúa como Product Owner (ordena el backlog). Skarlett como Scrum Master (quita impedimentos). Nicolás, Ari y el frontend construyen el incremento. Planning el día 1, daily de quince minutos, review y retrospectiva el último día, también en Sprint 0. El review de Sprint 0 pregunta si S1 puede partir sin dato desactualizado. El piloto se mete en una empresa rápida en el pueblo y estricta con plata ajena: hitos para inversores, roles de acceso y traspaso al soporte local. El 9 de diciembre Kiran queda con un responsable de operación en terreno.</w:t>
+      </w:r>
+    </w:p>
+    <w:tbl>
+      <w:tblPr>
+        <w:tblStyle w:val="TableGrid"/>
+        <w:tblW w:type="auto" w:w="0"/>
+        <w:jc w:val="center"/>
+        <w:tblLayout w:type="autofit"/>
+        <w:tblLook w:firstColumn="1" w:firstRow="1" w:lastColumn="0" w:lastRow="0" w:noHBand="0" w:noVBand="1" w:val="04A0"/>
+      </w:tblPr>
+      <w:tblGrid>
+        <w:gridCol w:w="2268"/>
+        <w:gridCol w:w="2268"/>
+        <w:gridCol w:w="2268"/>
+        <w:gridCol w:w="2268"/>
+      </w:tblGrid>
+      <w:tr>
+        <w:tc>
+          <w:tcPr>
+            <w:tcW w:type="dxa" w:w="1814"/>
+            <w:shd w:fill="10263D" w:val="clear"/>
+          </w:tcPr>
+          <w:p>
+            <w:pPr>
+              <w:spacing w:after="0" w:before="0" w:line="240" w:lineRule="auto"/>
+            </w:pPr>
+            <w:r/>
+            <w:r>
+              <w:rPr>
+                <w:rFonts w:ascii="Times New Roman" w:hAnsi="Times New Roman" w:cs="Times New Roman" w:eastAsia="Times New Roman"/>
+                <w:b/>
+                <w:i w:val="0"/>
+                <w:color w:val="FFFFFF"/>
+                <w:sz w:val="18"/>
+              </w:rPr>
+              <w:t>Sprint</w:t>
+            </w:r>
+          </w:p>
+        </w:tc>
+        <w:tc>
+          <w:tcPr>
+            <w:tcW w:type="dxa" w:w="1928"/>
+            <w:shd w:fill="10263D" w:val="clear"/>
+          </w:tcPr>
+          <w:p>
+            <w:pPr>
+              <w:spacing w:after="0" w:before="0" w:line="240" w:lineRule="auto"/>
+            </w:pPr>
+            <w:r/>
+            <w:r>
+              <w:rPr>
+                <w:rFonts w:ascii="Times New Roman" w:hAnsi="Times New Roman" w:cs="Times New Roman" w:eastAsia="Times New Roman"/>
+                <w:b/>
+                <w:i w:val="0"/>
+                <w:color w:val="FFFFFF"/>
+                <w:sz w:val="18"/>
+              </w:rPr>
+              <w:t>Fechas</w:t>
+            </w:r>
+          </w:p>
+        </w:tc>
+        <w:tc>
+          <w:tcPr>
+            <w:tcW w:type="dxa" w:w="3288"/>
+            <w:shd w:fill="10263D" w:val="clear"/>
+          </w:tcPr>
+          <w:p>
+            <w:pPr>
+              <w:spacing w:after="0" w:before="0" w:line="240" w:lineRule="auto"/>
+            </w:pPr>
+            <w:r/>
+            <w:r>
+              <w:rPr>
+                <w:rFonts w:ascii="Times New Roman" w:hAnsi="Times New Roman" w:cs="Times New Roman" w:eastAsia="Times New Roman"/>
+                <w:b/>
+                <w:i w:val="0"/>
+                <w:color w:val="FFFFFF"/>
+                <w:sz w:val="18"/>
+              </w:rPr>
+              <w:t>Incremento usable</w:t>
+            </w:r>
+          </w:p>
+        </w:tc>
+        <w:tc>
+          <w:tcPr>
+            <w:tcW w:type="dxa" w:w="2041"/>
+            <w:shd w:fill="10263D" w:val="clear"/>
+          </w:tcPr>
+          <w:p>
+            <w:pPr>
+              <w:spacing w:after="0" w:before="0" w:line="240" w:lineRule="auto"/>
+            </w:pPr>
+            <w:r/>
+            <w:r>
+              <w:rPr>
+                <w:rFonts w:ascii="Times New Roman" w:hAnsi="Times New Roman" w:cs="Times New Roman" w:eastAsia="Times New Roman"/>
+                <w:b/>
+                <w:i w:val="0"/>
+                <w:color w:val="FFFFFF"/>
+                <w:sz w:val="18"/>
+              </w:rPr>
+              <w:t>Hito</w:t>
+            </w:r>
+          </w:p>
+        </w:tc>
+      </w:tr>
+      <w:tr>
+        <w:tc>
+          <w:tcPr>
+            <w:tcW w:type="dxa" w:w="1814"/>
+          </w:tcPr>
+          <w:p>
+            <w:pPr>
+              <w:spacing w:after="0" w:before="0" w:line="240" w:lineRule="auto"/>
+            </w:pPr>
+            <w:r/>
+            <w:r>
+              <w:rPr>
+                <w:rFonts w:ascii="Times New Roman" w:hAnsi="Times New Roman" w:cs="Times New Roman" w:eastAsia="Times New Roman"/>
+                <w:b w:val="0"/>
+                <w:i w:val="0"/>
+                <w:sz w:val="18"/>
+              </w:rPr>
+              <w:t>Sprint 0 (habilitador)</w:t>
+            </w:r>
+          </w:p>
+        </w:tc>
+        <w:tc>
+          <w:tcPr>
+            <w:tcW w:type="dxa" w:w="1928"/>
+          </w:tcPr>
+          <w:p>
+            <w:pPr>
+              <w:spacing w:after="0" w:before="0" w:line="240" w:lineRule="auto"/>
+            </w:pPr>
+            <w:r/>
+            <w:r>
+              <w:rPr>
+                <w:rFonts w:ascii="Times New Roman" w:hAnsi="Times New Roman" w:cs="Times New Roman" w:eastAsia="Times New Roman"/>
+                <w:b w:val="0"/>
+                <w:i w:val="0"/>
+                <w:sz w:val="18"/>
+              </w:rPr>
+              <w:t>14 sep a 13 oct</w:t>
+            </w:r>
+          </w:p>
+        </w:tc>
+        <w:tc>
+          <w:tcPr>
+            <w:tcW w:type="dxa" w:w="3288"/>
+          </w:tcPr>
+          <w:p>
+            <w:pPr>
+              <w:spacing w:after="0" w:before="0" w:line="240" w:lineRule="auto"/>
+            </w:pPr>
+            <w:r/>
+            <w:r>
+              <w:rPr>
+                <w:rFonts w:ascii="Times New Roman" w:hAnsi="Times New Roman" w:cs="Times New Roman" w:eastAsia="Times New Roman"/>
+                <w:b w:val="0"/>
+                <w:i w:val="0"/>
+                <w:sz w:val="18"/>
+              </w:rPr>
+              <w:t>Acta, kits cargables, roles, ambiente</w:t>
+            </w:r>
+          </w:p>
+        </w:tc>
+        <w:tc>
+          <w:tcPr>
+            <w:tcW w:type="dxa" w:w="2041"/>
+          </w:tcPr>
+          <w:p>
+            <w:pPr>
+              <w:spacing w:after="0" w:before="0" w:line="240" w:lineRule="auto"/>
+            </w:pPr>
+            <w:r/>
+            <w:r>
+              <w:rPr>
+                <w:rFonts w:ascii="Times New Roman" w:hAnsi="Times New Roman" w:cs="Times New Roman" w:eastAsia="Times New Roman"/>
+                <w:b w:val="0"/>
+                <w:i w:val="0"/>
+                <w:sz w:val="18"/>
+              </w:rPr>
+              <w:t>Prepara 8.1</w:t>
+            </w:r>
+          </w:p>
+        </w:tc>
+      </w:tr>
+      <w:tr>
+        <w:tc>
+          <w:tcPr>
+            <w:tcW w:type="dxa" w:w="1814"/>
+            <w:shd w:fill="F2F2F2" w:val="clear"/>
+          </w:tcPr>
+          <w:p>
+            <w:pPr>
+              <w:spacing w:after="0" w:before="0" w:line="240" w:lineRule="auto"/>
+            </w:pPr>
+            <w:r/>
+            <w:r>
+              <w:rPr>
+                <w:rFonts w:ascii="Times New Roman" w:hAnsi="Times New Roman" w:cs="Times New Roman" w:eastAsia="Times New Roman"/>
+                <w:b w:val="0"/>
+                <w:i w:val="0"/>
+                <w:sz w:val="18"/>
+              </w:rPr>
+              <w:t>S1</w:t>
+            </w:r>
+          </w:p>
+        </w:tc>
+        <w:tc>
+          <w:tcPr>
+            <w:tcW w:type="dxa" w:w="1928"/>
+            <w:shd w:fill="F2F2F2" w:val="clear"/>
+          </w:tcPr>
+          <w:p>
+            <w:pPr>
+              <w:spacing w:after="0" w:before="0" w:line="240" w:lineRule="auto"/>
+            </w:pPr>
+            <w:r/>
+            <w:r>
+              <w:rPr>
+                <w:rFonts w:ascii="Times New Roman" w:hAnsi="Times New Roman" w:cs="Times New Roman" w:eastAsia="Times New Roman"/>
+                <w:b w:val="0"/>
+                <w:i w:val="0"/>
+                <w:sz w:val="18"/>
+              </w:rPr>
+              <w:t>14 a 27 oct</w:t>
+            </w:r>
+          </w:p>
+        </w:tc>
+        <w:tc>
+          <w:tcPr>
+            <w:tcW w:type="dxa" w:w="3288"/>
+            <w:shd w:fill="F2F2F2" w:val="clear"/>
+          </w:tcPr>
+          <w:p>
+            <w:pPr>
+              <w:spacing w:after="0" w:before="0" w:line="240" w:lineRule="auto"/>
+            </w:pPr>
+            <w:r/>
+            <w:r>
+              <w:rPr>
+                <w:rFonts w:ascii="Times New Roman" w:hAnsi="Times New Roman" w:cs="Times New Roman" w:eastAsia="Times New Roman"/>
+                <w:b w:val="0"/>
+                <w:i w:val="0"/>
+                <w:sz w:val="18"/>
+              </w:rPr>
+              <w:t>Tablero de comunidad (3.1)</w:t>
+            </w:r>
+          </w:p>
+        </w:tc>
+        <w:tc>
+          <w:tcPr>
+            <w:tcW w:type="dxa" w:w="2041"/>
+            <w:shd w:fill="F2F2F2" w:val="clear"/>
+          </w:tcPr>
+          <w:p>
+            <w:pPr>
+              <w:spacing w:after="0" w:before="0" w:line="240" w:lineRule="auto"/>
+            </w:pPr>
+            <w:r/>
+            <w:r>
+              <w:rPr>
+                <w:rFonts w:ascii="Times New Roman" w:hAnsi="Times New Roman" w:cs="Times New Roman" w:eastAsia="Times New Roman"/>
+                <w:b w:val="0"/>
+                <w:i w:val="0"/>
+                <w:sz w:val="18"/>
+              </w:rPr>
+              <w:t>8.1 inventario (19 oct)</w:t>
+            </w:r>
+          </w:p>
+        </w:tc>
+      </w:tr>
+      <w:tr>
+        <w:tc>
+          <w:tcPr>
+            <w:tcW w:type="dxa" w:w="1814"/>
+          </w:tcPr>
+          <w:p>
+            <w:pPr>
+              <w:spacing w:after="0" w:before="0" w:line="240" w:lineRule="auto"/>
+            </w:pPr>
+            <w:r/>
+            <w:r>
+              <w:rPr>
+                <w:rFonts w:ascii="Times New Roman" w:hAnsi="Times New Roman" w:cs="Times New Roman" w:eastAsia="Times New Roman"/>
+                <w:b w:val="0"/>
+                <w:i w:val="0"/>
+                <w:sz w:val="18"/>
+              </w:rPr>
+              <w:t>S2</w:t>
+            </w:r>
+          </w:p>
+        </w:tc>
+        <w:tc>
+          <w:tcPr>
+            <w:tcW w:type="dxa" w:w="1928"/>
+          </w:tcPr>
+          <w:p>
+            <w:pPr>
+              <w:spacing w:after="0" w:before="0" w:line="240" w:lineRule="auto"/>
+            </w:pPr>
+            <w:r/>
+            <w:r>
+              <w:rPr>
+                <w:rFonts w:ascii="Times New Roman" w:hAnsi="Times New Roman" w:cs="Times New Roman" w:eastAsia="Times New Roman"/>
+                <w:b w:val="0"/>
+                <w:i w:val="0"/>
+                <w:sz w:val="18"/>
+              </w:rPr>
+              <w:t>28 oct a 10 nov</w:t>
+            </w:r>
+          </w:p>
+        </w:tc>
+        <w:tc>
+          <w:tcPr>
+            <w:tcW w:type="dxa" w:w="3288"/>
+          </w:tcPr>
+          <w:p>
+            <w:pPr>
+              <w:spacing w:after="0" w:before="0" w:line="240" w:lineRule="auto"/>
+            </w:pPr>
+            <w:r/>
+            <w:r>
+              <w:rPr>
+                <w:rFonts w:ascii="Times New Roman" w:hAnsi="Times New Roman" w:cs="Times New Roman" w:eastAsia="Times New Roman"/>
+                <w:b w:val="0"/>
+                <w:i w:val="0"/>
+                <w:sz w:val="18"/>
+              </w:rPr>
+              <w:t>Tablero usable (3.2 a 3.4)</w:t>
+            </w:r>
+          </w:p>
+        </w:tc>
+        <w:tc>
+          <w:tcPr>
+            <w:tcW w:type="dxa" w:w="2041"/>
+          </w:tcPr>
+          <w:p>
+            <w:pPr>
+              <w:spacing w:after="0" w:before="0" w:line="240" w:lineRule="auto"/>
+            </w:pPr>
+            <w:r/>
+            <w:r>
+              <w:rPr>
+                <w:rFonts w:ascii="Times New Roman" w:hAnsi="Times New Roman" w:cs="Times New Roman" w:eastAsia="Times New Roman"/>
+                <w:b w:val="0"/>
+                <w:i w:val="0"/>
+                <w:sz w:val="18"/>
+              </w:rPr>
+              <w:t>8.2 tablero (9 nov)</w:t>
+            </w:r>
+          </w:p>
+        </w:tc>
+      </w:tr>
+      <w:tr>
+        <w:tc>
+          <w:tcPr>
+            <w:tcW w:type="dxa" w:w="1814"/>
+            <w:shd w:fill="F2F2F2" w:val="clear"/>
+          </w:tcPr>
+          <w:p>
+            <w:pPr>
+              <w:spacing w:after="0" w:before="0" w:line="240" w:lineRule="auto"/>
+            </w:pPr>
+            <w:r/>
+            <w:r>
+              <w:rPr>
+                <w:rFonts w:ascii="Times New Roman" w:hAnsi="Times New Roman" w:cs="Times New Roman" w:eastAsia="Times New Roman"/>
+                <w:b w:val="0"/>
+                <w:i w:val="0"/>
+                <w:sz w:val="18"/>
+              </w:rPr>
+              <w:t>S3</w:t>
+            </w:r>
+          </w:p>
+        </w:tc>
+        <w:tc>
+          <w:tcPr>
+            <w:tcW w:type="dxa" w:w="1928"/>
+            <w:shd w:fill="F2F2F2" w:val="clear"/>
+          </w:tcPr>
+          <w:p>
+            <w:pPr>
+              <w:spacing w:after="0" w:before="0" w:line="240" w:lineRule="auto"/>
+            </w:pPr>
+            <w:r/>
+            <w:r>
+              <w:rPr>
+                <w:rFonts w:ascii="Times New Roman" w:hAnsi="Times New Roman" w:cs="Times New Roman" w:eastAsia="Times New Roman"/>
+                <w:b w:val="0"/>
+                <w:i w:val="0"/>
+                <w:sz w:val="18"/>
+              </w:rPr>
+              <w:t>11 a 24 nov</w:t>
+            </w:r>
+          </w:p>
+        </w:tc>
+        <w:tc>
+          <w:tcPr>
+            <w:tcW w:type="dxa" w:w="3288"/>
+            <w:shd w:fill="F2F2F2" w:val="clear"/>
+          </w:tcPr>
+          <w:p>
+            <w:pPr>
+              <w:spacing w:after="0" w:before="0" w:line="240" w:lineRule="auto"/>
+            </w:pPr>
+            <w:r/>
+            <w:r>
+              <w:rPr>
+                <w:rFonts w:ascii="Times New Roman" w:hAnsi="Times New Roman" w:cs="Times New Roman" w:eastAsia="Times New Roman"/>
+                <w:b w:val="0"/>
+                <w:i w:val="0"/>
+                <w:sz w:val="18"/>
+              </w:rPr>
+              <w:t>Tickets asignables (4.2 y 4.3)</w:t>
+            </w:r>
+          </w:p>
+        </w:tc>
+        <w:tc>
+          <w:tcPr>
+            <w:tcW w:type="dxa" w:w="2041"/>
+            <w:shd w:fill="F2F2F2" w:val="clear"/>
+          </w:tcPr>
+          <w:p>
+            <w:pPr>
+              <w:spacing w:after="0" w:before="0" w:line="240" w:lineRule="auto"/>
+            </w:pPr>
+            <w:r/>
+            <w:r>
+              <w:rPr>
+                <w:rFonts w:ascii="Times New Roman" w:hAnsi="Times New Roman" w:cs="Times New Roman" w:eastAsia="Times New Roman"/>
+                <w:b w:val="0"/>
+                <w:i w:val="0"/>
+                <w:sz w:val="18"/>
+              </w:rPr>
+              <w:t>Prepara 8.3</w:t>
+            </w:r>
+          </w:p>
+        </w:tc>
+      </w:tr>
+      <w:tr>
+        <w:tc>
+          <w:tcPr>
+            <w:tcW w:type="dxa" w:w="1814"/>
+          </w:tcPr>
+          <w:p>
+            <w:pPr>
+              <w:spacing w:after="0" w:before="0" w:line="240" w:lineRule="auto"/>
+            </w:pPr>
+            <w:r/>
+            <w:r>
+              <w:rPr>
+                <w:rFonts w:ascii="Times New Roman" w:hAnsi="Times New Roman" w:cs="Times New Roman" w:eastAsia="Times New Roman"/>
+                <w:b w:val="0"/>
+                <w:i w:val="0"/>
+                <w:sz w:val="18"/>
+              </w:rPr>
+              <w:t>S4</w:t>
+            </w:r>
+          </w:p>
+        </w:tc>
+        <w:tc>
+          <w:tcPr>
+            <w:tcW w:type="dxa" w:w="1928"/>
+          </w:tcPr>
+          <w:p>
+            <w:pPr>
+              <w:spacing w:after="0" w:before="0" w:line="240" w:lineRule="auto"/>
+            </w:pPr>
+            <w:r/>
+            <w:r>
+              <w:rPr>
+                <w:rFonts w:ascii="Times New Roman" w:hAnsi="Times New Roman" w:cs="Times New Roman" w:eastAsia="Times New Roman"/>
+                <w:b w:val="0"/>
+                <w:i w:val="0"/>
+                <w:sz w:val="18"/>
+              </w:rPr>
+              <w:t>25 nov a 9 dic</w:t>
+            </w:r>
+          </w:p>
+        </w:tc>
+        <w:tc>
+          <w:tcPr>
+            <w:tcW w:type="dxa" w:w="3288"/>
+          </w:tcPr>
+          <w:p>
+            <w:pPr>
+              <w:spacing w:after="0" w:before="0" w:line="240" w:lineRule="auto"/>
+            </w:pPr>
+            <w:r/>
+            <w:r>
+              <w:rPr>
+                <w:rFonts w:ascii="Times New Roman" w:hAnsi="Times New Roman" w:cs="Times New Roman" w:eastAsia="Times New Roman"/>
+                <w:b w:val="0"/>
+                <w:i w:val="0"/>
+                <w:sz w:val="18"/>
+              </w:rPr>
+              <w:t>Terreno, reporte y traspaso</w:t>
+            </w:r>
+          </w:p>
+        </w:tc>
+        <w:tc>
+          <w:tcPr>
+            <w:tcW w:type="dxa" w:w="2041"/>
+          </w:tcPr>
+          <w:p>
+            <w:pPr>
+              <w:spacing w:after="0" w:before="0" w:line="240" w:lineRule="auto"/>
+            </w:pPr>
+            <w:r/>
+            <w:r>
+              <w:rPr>
+                <w:rFonts w:ascii="Times New Roman" w:hAnsi="Times New Roman" w:cs="Times New Roman" w:eastAsia="Times New Roman"/>
+                <w:b w:val="0"/>
+                <w:i w:val="0"/>
+                <w:sz w:val="18"/>
+              </w:rPr>
+              <w:t>8.3, 8.4 y 8.5</w:t>
+            </w:r>
+          </w:p>
+        </w:tc>
+      </w:tr>
+    </w:tbl>
+    <w:p>
+      <w:pPr>
+        <w:spacing w:after="80"/>
+      </w:pPr>
+    </w:p>
+    <w:p>
+      <w:pPr>
+        <w:spacing w:before="40" w:after="160" w:line="240" w:lineRule="auto"/>
+        <w:ind w:firstLine="0"/>
+        <w:jc w:val="center"/>
+      </w:pPr>
+      <w:r>
+        <w:rPr>
+          <w:rFonts w:ascii="Times New Roman" w:hAnsi="Times New Roman" w:cs="Times New Roman" w:eastAsia="Times New Roman"/>
+          <w:b w:val="0"/>
+          <w:i/>
+          <w:color w:val="444444"/>
+          <w:sz w:val="18"/>
+        </w:rPr>
+        <w:t>Tabla 11. Sprints Scrum. Sprint 0 habilita. S1 a S4 entregan incremento (8 de 10 días comprometidos).</w:t>
       </w:r>
     </w:p>
     <w:tbl>
@@ -4968,7 +6096,7 @@
         <w:tc>
           <w:tcPr>
             <w:tcW w:type="dxa" w:w="2041"/>
-            <w:shd w:fill="1F4E79" w:val="clear"/>
+            <w:shd w:fill="10263D" w:val="clear"/>
           </w:tcPr>
           <w:p>
             <w:pPr>
@@ -4990,7 +6118,7 @@
         <w:tc>
           <w:tcPr>
             <w:tcW w:type="dxa" w:w="1757"/>
-            <w:shd w:fill="1F4E79" w:val="clear"/>
+            <w:shd w:fill="10263D" w:val="clear"/>
           </w:tcPr>
           <w:p>
             <w:pPr>
@@ -5012,7 +6140,7 @@
         <w:tc>
           <w:tcPr>
             <w:tcW w:type="dxa" w:w="1757"/>
-            <w:shd w:fill="1F4E79" w:val="clear"/>
+            <w:shd w:fill="10263D" w:val="clear"/>
           </w:tcPr>
           <w:p>
             <w:pPr>
@@ -5034,7 +6162,7 @@
         <w:tc>
           <w:tcPr>
             <w:tcW w:type="dxa" w:w="1814"/>
-            <w:shd w:fill="1F4E79" w:val="clear"/>
+            <w:shd w:fill="10263D" w:val="clear"/>
           </w:tcPr>
           <w:p>
             <w:pPr>
@@ -5056,7 +6184,7 @@
         <w:tc>
           <w:tcPr>
             <w:tcW w:type="dxa" w:w="1701"/>
-            <w:shd w:fill="1F4E79" w:val="clear"/>
+            <w:shd w:fill="10263D" w:val="clear"/>
           </w:tcPr>
           <w:p>
             <w:pPr>
@@ -5825,7 +6953,7 @@
           <w:color w:val="444444"/>
           <w:sz w:val="18"/>
         </w:rPr>
-        <w:t>Tabla 11. RACI del equipo. R = hace · A = rinde · C = consulta · I = informa.</w:t>
+        <w:t>Tabla 12. RACI del equipo. R = hace. A = rinde. C = consulta. I = informa.</w:t>
       </w:r>
     </w:p>
     <w:p>
@@ -5833,6 +6961,9 @@
         <w:spacing w:line="276" w:lineRule="auto" w:before="200" w:after="80"/>
         <w:ind w:firstLine="0"/>
         <w:jc w:val="left"/>
+        <w:pBdr>
+          <w:bottom w:val="single" w:sz="8" w:space="6" w:color="10263D"/>
+        </w:pBdr>
       </w:pPr>
       <w:r>
         <w:rPr>
@@ -5858,7 +6989,7 @@
           <w:i w:val="0"/>
           <w:sz w:val="24"/>
         </w:rPr>
-        <w:t>La herramienta sigue a la estrategia y a lo que esta organización puede usar de verdad, no a la moda del equipo. Para la línea base predictiva se eligió Project Libre: cubre EDT, precedencias, ruta crítica, recursos y Gantt, sin licencia de Microsoft Project, coherente con un piloto de impacto y presupuesto acotado. Office 365 (Word y Excel) sostiene el diccionario de la EDT, el presupuesto por tipo de costo y este informe ejecutivo. Un tablero Kanban (Trello) cubre la capa adaptativa de tablero y tickets. La pizarra se usa para alinear a dirección y al técnico local; no es la línea base.</w:t>
+        <w:t>Elegimos con cinco criterios: necesidad del negocio, facilidad de uso, integración, seguridad/privacidad y costo/retorno. No hay licencia de Microsoft Project y sí hay que defender el plazo del piloto: por eso Project Libre para EDT, precedencias, ruta crítica y Gantt. Trello es el tablero Scrum desde Sprint 0 (product backlog, sprint actual e incremento), porque el flujo del técnico todavía se descubre y el equipo ya puede operarlo. Word y Excel son el formato que dirección ya abre: diccionario, presupuesto y este informe. Los datos de hogares no se suben a la herramienta de gestión. La pizarra sirve para ponerse de acuerdo en una reunión; no reemplaza el cronograma. Tableau o Power BI se dejan para cuando haya dato real de kits.</w:t>
       </w:r>
     </w:p>
     <w:tbl>
@@ -5878,7 +7009,7 @@
         <w:tc>
           <w:tcPr>
             <w:tcW w:type="dxa" w:w="2041"/>
-            <w:shd w:fill="1F4E79" w:val="clear"/>
+            <w:shd w:fill="10263D" w:val="clear"/>
           </w:tcPr>
           <w:p>
             <w:pPr>
@@ -5900,7 +7031,7 @@
         <w:tc>
           <w:tcPr>
             <w:tcW w:type="dxa" w:w="3628"/>
-            <w:shd w:fill="1F4E79" w:val="clear"/>
+            <w:shd w:fill="10263D" w:val="clear"/>
           </w:tcPr>
           <w:p>
             <w:pPr>
@@ -5922,7 +7053,7 @@
         <w:tc>
           <w:tcPr>
             <w:tcW w:type="dxa" w:w="3402"/>
-            <w:shd w:fill="1F4E79" w:val="clear"/>
+            <w:shd w:fill="10263D" w:val="clear"/>
           </w:tcPr>
           <w:p>
             <w:pPr>
@@ -5999,7 +7130,7 @@
                 <w:i w:val="0"/>
                 <w:sz w:val="18"/>
               </w:rPr>
-              <w:t>Hay que defender plazo de subsidio; no hay licencia MS Project.</w:t>
+              <w:t>Hay que defender el plazo del piloto; no hay licencia de MS Project.</w:t>
             </w:r>
           </w:p>
         </w:tc>
@@ -6043,7 +7174,7 @@
                 <w:i w:val="0"/>
                 <w:sz w:val="18"/>
               </w:rPr>
-              <w:t>Diccionario EDT, RBS y presupuesto (Tabla 9)</w:t>
+              <w:t>Diccionario EDT, recursos y presupuesto (Tabla 9)</w:t>
             </w:r>
           </w:p>
         </w:tc>
@@ -6064,7 +7195,7 @@
                 <w:i w:val="0"/>
                 <w:sz w:val="18"/>
               </w:rPr>
-              <w:t>Formato que dirección y donantes ya leen; no reemplaza la ruta crítica.</w:t>
+              <w:t>Formato que dirección y donantes ya leen; no calcula solo la ruta crítica.</w:t>
             </w:r>
           </w:p>
         </w:tc>
@@ -6086,7 +7217,7 @@
                 <w:i w:val="0"/>
                 <w:sz w:val="18"/>
               </w:rPr>
-              <w:t>Trello (Kanban)</w:t>
+              <w:t>Trello (Scrum)</w:t>
             </w:r>
           </w:p>
         </w:tc>
@@ -6106,7 +7237,7 @@
                 <w:i w:val="0"/>
                 <w:sz w:val="18"/>
               </w:rPr>
-              <w:t>Capa adaptativa de cuentas 3 y 4 (tablero y tickets)</w:t>
+              <w:t>Backlog y sprints (Sprint 0 y S1 a S4) de tablero y tickets</w:t>
             </w:r>
           </w:p>
         </w:tc>
@@ -6126,7 +7257,7 @@
                 <w:i w:val="0"/>
                 <w:sz w:val="18"/>
               </w:rPr>
-              <w:t>Equipo de cuatro; el flujo se descubre en terreno y no cabe congelarlo en el Gantt.</w:t>
+              <w:t>Equipo de cuatro. El 20 % de capacidad no se compromete. Lo no terminado vuelve al backlog.</w:t>
             </w:r>
           </w:p>
         </w:tc>
@@ -6191,7 +7322,7 @@
                 <w:i w:val="0"/>
                 <w:sz w:val="18"/>
               </w:rPr>
-              <w:t>Formato que ya usan patrocinadores; las citas marcan de dónde sale cada criterio.</w:t>
+              <w:t>Es el formato que ya usan los patrocinadores.</w:t>
             </w:r>
           </w:p>
         </w:tc>
@@ -6253,7 +7384,7 @@
                 <w:i w:val="0"/>
                 <w:sz w:val="18"/>
               </w:rPr>
-              <w:t>Entendimiento común en una reunión; no sustituye Project Libre.</w:t>
+              <w:t>Sirve en una reunión; no sustituye Project Libre.</w:t>
             </w:r>
           </w:p>
         </w:tc>
@@ -6278,7 +7409,7 @@
           <w:color w:val="444444"/>
           <w:sz w:val="18"/>
         </w:rPr>
-        <w:t>Tabla 12. Selección de herramientas según lo que esta organización puede usar de verdad.</w:t>
+        <w:t>Tabla 13. Uso de cada herramienta en este plan y motivo de la elección.</w:t>
       </w:r>
     </w:p>
     <w:p>
@@ -6294,7 +7425,7 @@
           <w:i w:val="0"/>
           <w:sz w:val="24"/>
         </w:rPr>
-        <w:t>En síntesis: el piloto queda justificado por valor (mejora la solución energética de esta organización sin fabricar paneles), autorizado (acta), limitado (exclusiones), partido (EDT), fechado por el camino más largo (CPM + PERT), costoso con tipos y contingencia, honesto con el clima (EEF) y caminado en híbrido. El éxito no será “haber programado”, sino kits observables, fallas atendibles y un reporte que un donante pueda creer.</w:t>
+        <w:t>El piloto se considerará exitoso cuando cada kit tenga estado, las fallas se puedan atender y un donante lea un informe con datos reales. Programar, por sí solo, no basta.</w:t>
       </w:r>
     </w:p>
     <w:p>
@@ -6302,6 +7433,9 @@
         <w:spacing w:line="276" w:lineRule="auto" w:before="200" w:after="80"/>
         <w:ind w:firstLine="0"/>
         <w:jc w:val="left"/>
+        <w:pBdr>
+          <w:bottom w:val="single" w:sz="8" w:space="6" w:color="10263D"/>
+        </w:pBdr>
       </w:pPr>
       <w:r>
         <w:rPr>
@@ -6375,7 +7509,7 @@
           <w:i w:val="0"/>
           <w:sz w:val="24"/>
         </w:rPr>
-        <w:t>SCRUMstudy. (2023). Guía SBOK (4.ª ed.).</w:t>
+        <w:t>SCRUMstudy. (2023). Guía SBOK (4.ª ed., español).</w:t>
       </w:r>
     </w:p>
     <w:p>
@@ -6395,12 +7529,13 @@
       </w:r>
     </w:p>
     <w:sectPr>
-      <w:headerReference w:type="default" r:id="rId9"/>
-      <w:footerReference w:type="default" r:id="rId10"/>
+      <w:headerReference w:type="default" r:id="rId12"/>
+      <w:footerReference w:type="default" r:id="rId13"/>
       <w:pgSz w:w="11906" w:h="16838"/>
       <w:pgMar w:top="1417" w:right="1417" w:bottom="1417" w:left="1417" w:header="720" w:footer="720" w:gutter="0"/>
       <w:cols w:space="720"/>
       <w:docGrid w:linePitch="360"/>
+      <w:pgNumType w:start="1"/>
     </w:sectPr>
   </w:body>
 </w:document>
@@ -6411,6 +7546,16 @@
   <w:p>
     <w:pPr>
       <w:pStyle w:val="Footer"/>
+    </w:pPr>
+  </w:p>
+</w:ftr>
+</file>
+
+<file path=word/footer2.xml><?xml version="1.0" encoding="utf-8"?>
+<w:ftr xmlns:m="http://schemas.openxmlformats.org/officeDocument/2006/math" xmlns:mc="http://schemas.openxmlformats.org/markup-compatibility/2006" xmlns:mo="http://schemas.microsoft.com/office/mac/office/2008/main" xmlns:mv="urn:schemas-microsoft-com:mac:vml" xmlns:o="urn:schemas-microsoft-com:office:office" xmlns:r="http://schemas.openxmlformats.org/officeDocument/2006/relationships" xmlns:v="urn:schemas-microsoft-com:vml" xmlns:w10="urn:schemas-microsoft-com:office:word" xmlns:w14="http://schemas.microsoft.com/office/word/2010/wordml" xmlns:w="http://schemas.openxmlformats.org/wordprocessingml/2006/main" xmlns:wne="http://schemas.microsoft.com/office/word/2006/wordml" xmlns:wp14="http://schemas.microsoft.com/office/word/2010/wordprocessingDrawing" xmlns:wp="http://schemas.openxmlformats.org/drawingml/2006/wordprocessingDrawing" xmlns:wpc="http://schemas.microsoft.com/office/word/2010/wordprocessingCanvas" xmlns:wpg="http://schemas.microsoft.com/office/word/2010/wordprocessingGroup" xmlns:wpi="http://schemas.microsoft.com/office/word/2010/wordprocessingInk" xmlns:wps="http://schemas.microsoft.com/office/word/2010/wordprocessingShape" mc:Ignorable="w14 wp14">
+  <w:p>
+    <w:pPr>
+      <w:pStyle w:val="Footer"/>
       <w:jc w:val="center"/>
     </w:pPr>
     <w:r>
@@ -6421,7 +7566,7 @@
         <w:color w:val="555555"/>
         <w:sz w:val="18"/>
       </w:rPr>
-      <w:t xml:space="preserve">Página </w:t>
+      <w:t xml:space="preserve">Kiran - </w:t>
     </w:r>
     <w:r>
       <w:rPr>
@@ -6444,6 +7589,16 @@
   <w:p>
     <w:pPr>
       <w:pStyle w:val="Header"/>
+    </w:pPr>
+  </w:p>
+</w:hdr>
+</file>
+
+<file path=word/header2.xml><?xml version="1.0" encoding="utf-8"?>
+<w:hdr xmlns:m="http://schemas.openxmlformats.org/officeDocument/2006/math" xmlns:mc="http://schemas.openxmlformats.org/markup-compatibility/2006" xmlns:mo="http://schemas.microsoft.com/office/mac/office/2008/main" xmlns:mv="urn:schemas-microsoft-com:mac:vml" xmlns:o="urn:schemas-microsoft-com:office:office" xmlns:r="http://schemas.openxmlformats.org/officeDocument/2006/relationships" xmlns:v="urn:schemas-microsoft-com:vml" xmlns:w10="urn:schemas-microsoft-com:office:word" xmlns:w14="http://schemas.microsoft.com/office/word/2010/wordml" xmlns:w="http://schemas.openxmlformats.org/wordprocessingml/2006/main" xmlns:wne="http://schemas.microsoft.com/office/word/2006/wordml" xmlns:wp14="http://schemas.microsoft.com/office/word/2010/wordprocessingDrawing" xmlns:wp="http://schemas.openxmlformats.org/drawingml/2006/wordprocessingDrawing" xmlns:wpc="http://schemas.microsoft.com/office/word/2010/wordprocessingCanvas" xmlns:wpg="http://schemas.microsoft.com/office/word/2010/wordprocessingGroup" xmlns:wpi="http://schemas.microsoft.com/office/word/2010/wordprocessingInk" xmlns:wps="http://schemas.microsoft.com/office/word/2010/wordprocessingShape" mc:Ignorable="w14 wp14">
+  <w:p>
+    <w:pPr>
+      <w:pStyle w:val="Header"/>
       <w:jc w:val="left"/>
     </w:pPr>
     <w:r>
@@ -6454,7 +7609,7 @@
         <w:color w:val="555555"/>
         <w:sz w:val="18"/>
       </w:rPr>
-      <w:t>Kiran · Plan preliminar del piloto · uso interno de dirección</w:t>
+      <w:t>Kiran - Plan preliminar del piloto - uso interno de dirección</w:t>
     </w:r>
   </w:p>
 </w:hdr>
